--- a/EXPLICACION_TECNICA_DESARROLLOS_SIEMBRAS.docx
+++ b/EXPLICACION_TECNICA_DESARROLLOS_SIEMBRAS.docx
@@ -4,7 +4,7 @@
   <w:body>
     <w:p>
       <w:pPr>
-        <w:jc w:val="right"/>
+        <w:spacing w:before="0" w:after="40"/>
       </w:pPr>
       <w:r>
         <w:rPr>
@@ -14,20 +14,18 @@
           <w:sz w:val="17"/>
         </w:rPr>
         <w:t>BUENAVISTA FLOWERS • DEPARTAMENTO DE TECNOLOGÍA E INNOVACIÓN</w:t>
-        <w:br/>
       </w:r>
     </w:p>
     <w:p>
       <w:pPr>
-        <w:spacing w:before="280" w:after="120"/>
-        <w:jc w:val="center"/>
+        <w:spacing w:before="80" w:after="120"/>
       </w:pPr>
       <w:r>
         <w:rPr>
           <w:rFonts w:ascii="Arial" w:hAnsi="Arial"/>
           <w:b/>
           <w:color w:val="1B5E20"/>
-          <w:sz w:val="36"/>
+          <w:sz w:val="35"/>
         </w:rPr>
         <w:t>INFORME DE INGENIERÍA Y ANÁLISIS DE IMPACTO TÉCNICO</w:t>
         <w:br/>
@@ -36,18 +34,18 @@
     </w:p>
     <w:p>
       <w:pPr>
-        <w:spacing w:after="320"/>
-        <w:jc w:val="center"/>
+        <w:spacing w:before="0" w:after="240"/>
       </w:pPr>
       <w:r>
         <w:rPr>
           <w:rFonts w:ascii="Arial" w:hAnsi="Arial"/>
+          <w:i/>
           <w:color w:val="37474F"/>
-          <w:sz w:val="22"/>
+          <w:sz w:val="21"/>
         </w:rPr>
-        <w:t>Desglose Funcional, Justificación Agronómica, Mecánica de Operación</w:t>
+        <w:t>Desglose Funcional, Justificación Agronómica, Mecánica de Operación, Arquitectura Backend</w:t>
         <w:br/>
-        <w:t>y Análisis de Riesgo Operativo (Qué Pasa si se Quita) para Cada Componente</w:t>
+        <w:t>y Análisis de Riesgo Operativo (¿Qué Pasa si se Quita?) para Cada Componente del Ecosistema</w:t>
       </w:r>
     </w:p>
     <w:tbl>
@@ -74,15 +72,12 @@
             </w:tcMar>
           </w:tcPr>
           <w:p>
-            <w:pPr>
-              <w:spacing w:before="40" w:after="40"/>
-            </w:pPr>
             <w:r>
               <w:rPr>
                 <w:rFonts w:ascii="Arial" w:hAnsi="Arial"/>
                 <w:b/>
                 <w:color w:val="1B5E20"/>
-                <w:sz w:val="19"/>
+                <w:sz w:val="18"/>
               </w:rPr>
               <w:t>Proyecto / Sistema</w:t>
             </w:r>
@@ -90,7 +85,7 @@
         </w:tc>
         <w:tc>
           <w:tcPr>
-            <w:tcW w:type="dxa" w:w="6192"/>
+            <w:tcW w:type="dxa" w:w="6480"/>
             <w:shd w:fill="FAFAFA"/>
             <w:tcMar>
               <w:top w:w="80" w:type="dxa"/>
@@ -100,16 +95,60 @@
             </w:tcMar>
           </w:tcPr>
           <w:p>
-            <w:pPr>
-              <w:spacing w:before="40" w:after="40"/>
-            </w:pPr>
             <w:r>
               <w:rPr>
                 <w:rFonts w:ascii="Arial" w:hAnsi="Arial"/>
-                <w:color w:val="212121"/>
-                <w:sz w:val="19"/>
+                <w:color w:val="263238"/>
+                <w:sz w:val="18"/>
               </w:rPr>
-              <w:t>Sistema Integral de Siembras Offline-First (Móvil Flutter + Backend FastAPI)</w:t>
+              <w:t>Sistema Integral de Siembras Offline-First (Móvil Flutter + Backend FastAPI + MS Access)</w:t>
+            </w:r>
+          </w:p>
+        </w:tc>
+      </w:tr>
+      <w:tr>
+        <w:tc>
+          <w:tcPr>
+            <w:tcW w:type="dxa" w:w="3168"/>
+            <w:shd w:fill="F1F8E9"/>
+            <w:tcMar>
+              <w:top w:w="80" w:type="dxa"/>
+              <w:bottom w:w="80" w:type="dxa"/>
+              <w:left w:w="120" w:type="dxa"/>
+              <w:right w:w="120" w:type="dxa"/>
+            </w:tcMar>
+          </w:tcPr>
+          <w:p>
+            <w:r>
+              <w:rPr>
+                <w:rFonts w:ascii="Arial" w:hAnsi="Arial"/>
+                <w:b/>
+                <w:color w:val="1B5E20"/>
+                <w:sz w:val="18"/>
+              </w:rPr>
+              <w:t>Versión Evaluada</w:t>
+            </w:r>
+          </w:p>
+        </w:tc>
+        <w:tc>
+          <w:tcPr>
+            <w:tcW w:type="dxa" w:w="6480"/>
+            <w:shd w:fill="FFFFFF"/>
+            <w:tcMar>
+              <w:top w:w="80" w:type="dxa"/>
+              <w:bottom w:w="80" w:type="dxa"/>
+              <w:left w:w="120" w:type="dxa"/>
+              <w:right w:w="120" w:type="dxa"/>
+            </w:tcMar>
+          </w:tcPr>
+          <w:p>
+            <w:r>
+              <w:rPr>
+                <w:rFonts w:ascii="Arial" w:hAnsi="Arial"/>
+                <w:color w:val="263238"/>
+                <w:sz w:val="18"/>
+              </w:rPr>
+              <w:t>Versión 1.1.0 — Compilación de Producción Android + Suite Backend (Octubre 2026)</w:t>
             </w:r>
           </w:p>
         </w:tc>
@@ -127,23 +166,20 @@
             </w:tcMar>
           </w:tcPr>
           <w:p>
-            <w:pPr>
-              <w:spacing w:before="40" w:after="40"/>
-            </w:pPr>
             <w:r>
               <w:rPr>
                 <w:rFonts w:ascii="Arial" w:hAnsi="Arial"/>
                 <w:b/>
                 <w:color w:val="1B5E20"/>
-                <w:sz w:val="19"/>
+                <w:sz w:val="18"/>
               </w:rPr>
-              <w:t>Versión Evaluada</w:t>
+              <w:t>Ingeniero / Desarrollador</w:t>
             </w:r>
           </w:p>
         </w:tc>
         <w:tc>
           <w:tcPr>
-            <w:tcW w:type="dxa" w:w="6192"/>
+            <w:tcW w:type="dxa" w:w="6480"/>
             <w:shd w:fill="FAFAFA"/>
             <w:tcMar>
               <w:top w:w="80" w:type="dxa"/>
@@ -153,67 +189,11 @@
             </w:tcMar>
           </w:tcPr>
           <w:p>
-            <w:pPr>
-              <w:spacing w:before="40" w:after="40"/>
-            </w:pPr>
             <w:r>
               <w:rPr>
                 <w:rFonts w:ascii="Arial" w:hAnsi="Arial"/>
-                <w:color w:val="212121"/>
-                <w:sz w:val="19"/>
-              </w:rPr>
-              <w:t>Versión 1.1.0 — Compilación de Producción Android (Octubre 2026)</w:t>
-            </w:r>
-          </w:p>
-        </w:tc>
-      </w:tr>
-      <w:tr>
-        <w:tc>
-          <w:tcPr>
-            <w:tcW w:type="dxa" w:w="3168"/>
-            <w:shd w:fill="E8F5E9"/>
-            <w:tcMar>
-              <w:top w:w="80" w:type="dxa"/>
-              <w:bottom w:w="80" w:type="dxa"/>
-              <w:left w:w="120" w:type="dxa"/>
-              <w:right w:w="120" w:type="dxa"/>
-            </w:tcMar>
-          </w:tcPr>
-          <w:p>
-            <w:pPr>
-              <w:spacing w:before="40" w:after="40"/>
-            </w:pPr>
-            <w:r>
-              <w:rPr>
-                <w:rFonts w:ascii="Arial" w:hAnsi="Arial"/>
-                <w:b/>
-                <w:color w:val="1B5E20"/>
-                <w:sz w:val="19"/>
-              </w:rPr>
-              <w:t>Ingeniero / Desarrollador</w:t>
-            </w:r>
-          </w:p>
-        </w:tc>
-        <w:tc>
-          <w:tcPr>
-            <w:tcW w:type="dxa" w:w="6192"/>
-            <w:shd w:fill="FAFAFA"/>
-            <w:tcMar>
-              <w:top w:w="80" w:type="dxa"/>
-              <w:bottom w:w="80" w:type="dxa"/>
-              <w:left w:w="120" w:type="dxa"/>
-              <w:right w:w="120" w:type="dxa"/>
-            </w:tcMar>
-          </w:tcPr>
-          <w:p>
-            <w:pPr>
-              <w:spacing w:before="40" w:after="40"/>
-            </w:pPr>
-            <w:r>
-              <w:rPr>
-                <w:rFonts w:ascii="Arial" w:hAnsi="Arial"/>
-                <w:color w:val="212121"/>
-                <w:sz w:val="19"/>
+                <w:color w:val="263238"/>
+                <w:sz w:val="18"/>
               </w:rPr>
               <w:t>Fernan Julián Pérez Gutiérrez (@FernanJPG1)</w:t>
             </w:r>
@@ -224,7 +204,7 @@
         <w:tc>
           <w:tcPr>
             <w:tcW w:type="dxa" w:w="3168"/>
-            <w:shd w:fill="E8F5E9"/>
+            <w:shd w:fill="F1F8E9"/>
             <w:tcMar>
               <w:top w:w="80" w:type="dxa"/>
               <w:bottom w:w="80" w:type="dxa"/>
@@ -233,15 +213,12 @@
             </w:tcMar>
           </w:tcPr>
           <w:p>
-            <w:pPr>
-              <w:spacing w:before="40" w:after="40"/>
-            </w:pPr>
             <w:r>
               <w:rPr>
                 <w:rFonts w:ascii="Arial" w:hAnsi="Arial"/>
                 <w:b/>
                 <w:color w:val="1B5E20"/>
-                <w:sz w:val="19"/>
+                <w:sz w:val="18"/>
               </w:rPr>
               <w:t>Organización Patrocinadora</w:t>
             </w:r>
@@ -249,8 +226,8 @@
         </w:tc>
         <w:tc>
           <w:tcPr>
-            <w:tcW w:type="dxa" w:w="6192"/>
-            <w:shd w:fill="FAFAFA"/>
+            <w:tcW w:type="dxa" w:w="6480"/>
+            <w:shd w:fill="FFFFFF"/>
             <w:tcMar>
               <w:top w:w="80" w:type="dxa"/>
               <w:bottom w:w="80" w:type="dxa"/>
@@ -259,14 +236,11 @@
             </w:tcMar>
           </w:tcPr>
           <w:p>
-            <w:pPr>
-              <w:spacing w:before="40" w:after="40"/>
-            </w:pPr>
             <w:r>
               <w:rPr>
                 <w:rFonts w:ascii="Arial" w:hAnsi="Arial"/>
-                <w:color w:val="212121"/>
-                <w:sz w:val="19"/>
+                <w:color w:val="263238"/>
+                <w:sz w:val="18"/>
               </w:rPr>
               <w:t>Buenavista Flowers — Operaciones Agronómicas &amp; Exportación</w:t>
             </w:r>
@@ -286,23 +260,20 @@
             </w:tcMar>
           </w:tcPr>
           <w:p>
-            <w:pPr>
-              <w:spacing w:before="40" w:after="40"/>
-            </w:pPr>
             <w:r>
               <w:rPr>
                 <w:rFonts w:ascii="Arial" w:hAnsi="Arial"/>
                 <w:b/>
                 <w:color w:val="1B5E20"/>
-                <w:sz w:val="19"/>
+                <w:sz w:val="18"/>
               </w:rPr>
-              <w:t>Propósito del Documento</w:t>
+              <w:t>Componentes Analizados</w:t>
             </w:r>
           </w:p>
         </w:tc>
         <w:tc>
           <w:tcPr>
-            <w:tcW w:type="dxa" w:w="6192"/>
+            <w:tcW w:type="dxa" w:w="6480"/>
             <w:shd w:fill="FAFAFA"/>
             <w:tcMar>
               <w:top w:w="80" w:type="dxa"/>
@@ -312,14 +283,58 @@
             </w:tcMar>
           </w:tcPr>
           <w:p>
-            <w:pPr>
-              <w:spacing w:before="40" w:after="40"/>
-            </w:pPr>
             <w:r>
               <w:rPr>
                 <w:rFonts w:ascii="Arial" w:hAnsi="Arial"/>
-                <w:color w:val="212121"/>
-                <w:sz w:val="19"/>
+                <w:color w:val="263238"/>
+                <w:sz w:val="18"/>
+              </w:rPr>
+              <w:t>División Bilateral, Modo Mixto, Áreas de Propagación, Motor Rendimiento, Inmutabilidad 48h, PDF Gamificado y Servidor Backend</w:t>
+            </w:r>
+          </w:p>
+        </w:tc>
+      </w:tr>
+      <w:tr>
+        <w:tc>
+          <w:tcPr>
+            <w:tcW w:type="dxa" w:w="3168"/>
+            <w:shd w:fill="F1F8E9"/>
+            <w:tcMar>
+              <w:top w:w="80" w:type="dxa"/>
+              <w:bottom w:w="80" w:type="dxa"/>
+              <w:left w:w="120" w:type="dxa"/>
+              <w:right w:w="120" w:type="dxa"/>
+            </w:tcMar>
+          </w:tcPr>
+          <w:p>
+            <w:r>
+              <w:rPr>
+                <w:rFonts w:ascii="Arial" w:hAnsi="Arial"/>
+                <w:b/>
+                <w:color w:val="1B5E20"/>
+                <w:sz w:val="18"/>
+              </w:rPr>
+              <w:t>Propósito del Documento</w:t>
+            </w:r>
+          </w:p>
+        </w:tc>
+        <w:tc>
+          <w:tcPr>
+            <w:tcW w:type="dxa" w:w="6480"/>
+            <w:shd w:fill="FFFFFF"/>
+            <w:tcMar>
+              <w:top w:w="80" w:type="dxa"/>
+              <w:bottom w:w="80" w:type="dxa"/>
+              <w:left w:w="120" w:type="dxa"/>
+              <w:right w:w="120" w:type="dxa"/>
+            </w:tcMar>
+          </w:tcPr>
+          <w:p>
+            <w:r>
+              <w:rPr>
+                <w:rFonts w:ascii="Arial" w:hAnsi="Arial"/>
+                <w:color w:val="263238"/>
+                <w:sz w:val="18"/>
               </w:rPr>
               <w:t>Explicación exhaustiva de componentes: ¿Qué se desarrolló?, ¿Para qué sirve?, ¿Cómo funciona? y ¿Qué pasa si se quita?</w:t>
             </w:r>
@@ -329,18 +344,21 @@
     </w:tbl>
     <w:p>
       <w:pPr>
-        <w:spacing w:after="160"/>
+        <w:spacing w:before="200" w:after="160"/>
       </w:pPr>
     </w:p>
     <w:p>
+      <w:pPr>
+        <w:spacing w:before="120" w:after="120"/>
+      </w:pPr>
       <w:r>
         <w:rPr>
           <w:rFonts w:ascii="Arial" w:hAnsi="Arial"/>
           <w:b/>
           <w:color w:val="1B5E20"/>
-          <w:sz w:val="26"/>
+          <w:sz w:val="25"/>
         </w:rPr>
-        <w:t>ÍNDICE DEL DOCUMENTO</w:t>
+        <w:t>ÍNDICE ESTRUCTURADO DEL DOCUMENTO</w:t>
       </w:r>
     </w:p>
     <w:p>
@@ -351,10 +369,11 @@
       <w:r>
         <w:rPr>
           <w:rFonts w:ascii="Arial" w:hAnsi="Arial"/>
-          <w:color w:val="333333"/>
-          <w:sz w:val="20"/>
+          <w:b w:val="0"/>
+          <w:color w:val="263238"/>
+          <w:sz w:val="19"/>
         </w:rPr>
-        <w:t>1. Módulo de División Bilateral de Camas (Pompón y Cremón)</w:t>
+        <w:t>1. Módulo de División Bilateral de Camas (Pompón 13/12 y Cremón 11/11)</w:t>
       </w:r>
     </w:p>
     <w:p>
@@ -365,8 +384,9 @@
       <w:r>
         <w:rPr>
           <w:rFonts w:ascii="Arial" w:hAnsi="Arial"/>
-          <w:color w:val="333333"/>
-          <w:sz w:val="20"/>
+          <w:b w:val="0"/>
+          <w:color w:val="263238"/>
+          <w:sz w:val="19"/>
         </w:rPr>
         <w:t>2. Módulo de Régimen Transversal y Cambio de Lado ('Pasó al otro lado' / Siembra Mixta)</w:t>
       </w:r>
@@ -379,8 +399,9 @@
       <w:r>
         <w:rPr>
           <w:rFonts w:ascii="Arial" w:hAnsi="Arial"/>
-          <w:color w:val="333333"/>
-          <w:sz w:val="20"/>
+          <w:b w:val="0"/>
+          <w:color w:val="263238"/>
+          <w:sz w:val="19"/>
         </w:rPr>
         <w:t>3. Módulo de Desacoplamiento de Sembrador en Áreas de Propagación (Plantas Madre, Bancos y Núcleos)</w:t>
       </w:r>
@@ -393,10 +414,11 @@
       <w:r>
         <w:rPr>
           <w:rFonts w:ascii="Arial" w:hAnsi="Arial"/>
-          <w:color w:val="333333"/>
-          <w:sz w:val="20"/>
+          <w:b w:val="0"/>
+          <w:color w:val="263238"/>
+          <w:sz w:val="19"/>
         </w:rPr>
-        <w:t>4. Módulo de Exclusión Analítica de Propagación en el Motor de Rendimiento</w:t>
+        <w:t>4. Módulo de Exclusión Analítica de Propagación en el Motor de Rendimiento y Reportes</w:t>
       </w:r>
     </w:p>
     <w:p>
@@ -407,10 +429,11 @@
       <w:r>
         <w:rPr>
           <w:rFonts w:ascii="Arial" w:hAnsi="Arial"/>
-          <w:color w:val="333333"/>
-          <w:sz w:val="20"/>
+          <w:b w:val="0"/>
+          <w:color w:val="263238"/>
+          <w:sz w:val="19"/>
         </w:rPr>
-        <w:t>5. Módulo de Política de Inmutabilidad Temporal y Bloqueo Transaccional a 2 Días</w:t>
+        <w:t>5. Módulo de Política de Inmutabilidad Temporal y Bloqueo Transaccional a 2 Días (48 Horas)</w:t>
       </w:r>
     </w:p>
     <w:p>
@@ -421,8 +444,9 @@
       <w:r>
         <w:rPr>
           <w:rFonts w:ascii="Arial" w:hAnsi="Arial"/>
-          <w:color w:val="333333"/>
-          <w:sz w:val="20"/>
+          <w:b w:val="0"/>
+          <w:color w:val="263238"/>
+          <w:sz w:val="19"/>
         </w:rPr>
         <w:t>6. Módulo de Gamificación, Podio de Medallas y Reportes Ejecutivos en PDF</w:t>
       </w:r>
@@ -435,10 +459,11 @@
       <w:r>
         <w:rPr>
           <w:rFonts w:ascii="Arial" w:hAnsi="Arial"/>
-          <w:color w:val="333333"/>
-          <w:sz w:val="20"/>
+          <w:b/>
+          <w:color w:val="263238"/>
+          <w:sz w:val="19"/>
         </w:rPr>
-        <w:t>7. Matriz Comparativa de Riesgo e Impacto Cruzado: ¿Qué Pasa si se Quita Cada Módulo?</w:t>
+        <w:t>7. Módulo del Servidor Backend e Iniciar Backend (iniciar_backend.bat, FastAPI, Uvicorn, Detección de IP y Sincronización en Access)</w:t>
       </w:r>
     </w:p>
     <w:p>
@@ -449,24 +474,44 @@
       <w:r>
         <w:rPr>
           <w:rFonts w:ascii="Arial" w:hAnsi="Arial"/>
-          <w:color w:val="333333"/>
-          <w:sz w:val="20"/>
+          <w:b/>
+          <w:color w:val="263238"/>
+          <w:sz w:val="19"/>
         </w:rPr>
-        <w:t>8. Conclusiones y Dictamen de Calidad de Software</w:t>
+        <w:t>8. Matriz Comparativa de Riesgo e Impacto Cruzado: ¿Qué Pasa si se Quita Cada Módulo?</w:t>
       </w:r>
     </w:p>
     <w:p>
+      <w:pPr>
+        <w:pStyle w:val="ListBullet"/>
+        <w:spacing w:before="20" w:after="40"/>
+      </w:pPr>
       <w:r>
-        <w:br w:type="page"/>
+        <w:rPr>
+          <w:rFonts w:ascii="Arial" w:hAnsi="Arial"/>
+          <w:b w:val="0"/>
+          <w:color w:val="263238"/>
+          <w:sz w:val="19"/>
+        </w:rPr>
+        <w:t>9. Conclusiones, Arquitectura Integral y Dictamen de Calidad de Software</w:t>
       </w:r>
     </w:p>
     <w:p>
+      <w:pPr>
+        <w:spacing w:before="160" w:after="160"/>
+      </w:pPr>
+    </w:p>
+    <w:p>
+      <w:pPr>
+        <w:keepNext/>
+        <w:spacing w:before="280" w:after="120"/>
+      </w:pPr>
       <w:r>
         <w:rPr>
           <w:rFonts w:ascii="Arial" w:hAnsi="Arial"/>
           <w:b/>
           <w:color w:val="1B5E20"/>
-          <w:sz w:val="30"/>
+          <w:sz w:val="28"/>
         </w:rPr>
         <w:t>1. Módulo de División Bilateral de Camas (Pompón y Cremón)</w:t>
       </w:r>
@@ -507,17 +552,22 @@
               <w:rPr>
                 <w:rFonts w:ascii="Arial" w:hAnsi="Arial"/>
                 <w:b/>
-                <w:color w:val="1B5E20"/>
-                <w:sz w:val="22"/>
+                <w:color w:val="2E7D32"/>
+                <w:sz w:val="21"/>
               </w:rPr>
               <w:t>🌱 Principio Agronómico de la Cama Dividida</w:t>
               <w:br/>
             </w:r>
+          </w:p>
+          <w:p>
+            <w:pPr>
+              <w:spacing w:before="0" w:after="40" w:line="276" w:lineRule="auto"/>
+            </w:pPr>
             <w:r>
               <w:rPr>
                 <w:rFonts w:ascii="Arial" w:hAnsi="Arial"/>
-                <w:color w:val="212121"/>
-                <w:sz w:val="20"/>
+                <w:color w:val="333333"/>
+                <w:sz w:val="19"/>
               </w:rPr>
               <w:t>En los invernaderos comerciales de Buenavista Flowers, una cama de flores estándar no es sembrada por una sola persona avanzando sobre toda la superficie. Físicamente se siembra por cuadrillas de dos sembradores ubicados en costados opuestos (Lado A y Lado B). Debido a la disposición de las mallas y las líneas de goteros, la densidad física por línea varía entre cada lado.</w:t>
             </w:r>
@@ -531,18 +581,30 @@
       </w:pPr>
     </w:p>
     <w:p>
+      <w:pPr>
+        <w:keepNext/>
+        <w:spacing w:before="160" w:after="60"/>
+      </w:pPr>
       <w:r>
         <w:rPr>
           <w:rFonts w:ascii="Arial" w:hAnsi="Arial"/>
           <w:b/>
-          <w:color w:val="2E7D32"/>
-          <w:sz w:val="24"/>
+          <w:color w:val="558B2F"/>
+          <w:sz w:val="22"/>
         </w:rPr>
         <w:t>1.1 ¿Qué se desarrolló?</w:t>
       </w:r>
     </w:p>
     <w:p>
+      <w:pPr>
+        <w:spacing w:before="40" w:after="100" w:line="276" w:lineRule="auto"/>
+      </w:pPr>
       <w:r>
+        <w:rPr>
+          <w:rFonts w:ascii="Arial" w:hAnsi="Arial"/>
+          <w:color w:val="263238"/>
+          <w:sz w:val="19"/>
+        </w:rPr>
         <w:t>Se implementó una arquitectura de partición bilateral en el formulario de captura móvil (lib/screens/form_siembra_pompon_screen.dart) que reconoce la geometría de la cama y permite registrar individualmente la labor de cada sembrador según el lado físico asignado:</w:t>
         <w:br/>
         <w:t>• Para Pompón: Total de 25 esquejes por línea (Lado A = 13 esquejes/línea | Lado B = 12 esquejes/línea).</w:t>
@@ -555,40 +617,64 @@
       </w:r>
     </w:p>
     <w:p>
+      <w:pPr>
+        <w:keepNext/>
+        <w:spacing w:before="160" w:after="60"/>
+      </w:pPr>
       <w:r>
         <w:rPr>
           <w:rFonts w:ascii="Arial" w:hAnsi="Arial"/>
           <w:b/>
-          <w:color w:val="2E7D32"/>
-          <w:sz w:val="24"/>
+          <w:color w:val="558B2F"/>
+          <w:sz w:val="22"/>
         </w:rPr>
         <w:t>1.2 ¿Para qué sirve?</w:t>
       </w:r>
     </w:p>
     <w:p>
+      <w:pPr>
+        <w:spacing w:before="40" w:after="100" w:line="276" w:lineRule="auto"/>
+      </w:pPr>
       <w:r>
+        <w:rPr>
+          <w:rFonts w:ascii="Arial" w:hAnsi="Arial"/>
+          <w:color w:val="263238"/>
+          <w:sz w:val="19"/>
+        </w:rPr>
         <w:t>Sirve para eliminar las discrepancias de inventario vegetal y saldar con absoluta equidad la nómina y el rendimiento de los trabajadores:</w:t>
         <w:br/>
-        <w:t>• Elimina el error tradicional donde se promediaban 25 esquejes entre dos operarios (12.5 ficticio) generando descuadres.</w:t>
+        <w:t>• Elimina el error tradicional donde se promediaban 25 esquejes entre dos operarios (12.5 ficticio) generando descuadres contables.</w:t>
         <w:br/>
-        <w:t>• Reconoce que quien sembró el Lado A en pompón plantó 13 esquejes por cada línea, mientras que quien sembró el Lado B plantó 12. En una cama de 130 líneas, esto representa 1.690 esquejes en el Lado A contra 1.560 en el Lado B (una diferencia real de 130 plantas).</w:t>
+        <w:t>• Reconoce que quien sembró el Lado A en pompón plantó 13 esquejes por cada línea, mientras que quien sembró el Lado B plantó 12. En una cama de 130 líneas, esto representa 1.690 esquejes en el Lado A contra 1.560 en el Lado B (una diferencia real de 130 plantas por cama).</w:t>
         <w:br/>
         <w:t>• Permite registrar el avance individual de cada sembrador inmediatamente al terminar su costado sin esperar a que el compañero termine.</w:t>
       </w:r>
     </w:p>
     <w:p>
+      <w:pPr>
+        <w:keepNext/>
+        <w:spacing w:before="160" w:after="60"/>
+      </w:pPr>
       <w:r>
         <w:rPr>
           <w:rFonts w:ascii="Arial" w:hAnsi="Arial"/>
           <w:b/>
-          <w:color w:val="2E7D32"/>
-          <w:sz w:val="24"/>
+          <w:color w:val="558B2F"/>
+          <w:sz w:val="22"/>
         </w:rPr>
         <w:t>1.3 ¿Cómo funciona?</w:t>
       </w:r>
     </w:p>
     <w:p>
+      <w:pPr>
+        <w:spacing w:before="40" w:after="100" w:line="276" w:lineRule="auto"/>
+      </w:pPr>
       <w:r>
+        <w:rPr>
+          <w:rFonts w:ascii="Arial" w:hAnsi="Arial"/>
+          <w:color w:val="263238"/>
+          <w:sz w:val="19"/>
+        </w:rPr>
         <w:t>1. Detección Inteligente del Cultivo: El getter _tieneDivisionDosLados identifica si el cultivo actual es Pompón o Cremón (tanto por nombre de cultivo como por familia botánica en el catálogo).</w:t>
         <w:br/>
         <w:t>2. Asignación de Parámetros: Los getters _densidadLadoA y _densidadLadoB devuelven 13 y 12 para Pompón, o 11 y 11 para Cremón.</w:t>
@@ -601,16 +687,20 @@
         <w:br/>
         <w:t xml:space="preserve">   - Si es 'AMBOS': Tallos = Líneas × (_densidadLadoA + _densidadLadoB) [25 o 22].</w:t>
         <w:br/>
-        <w:t>4. Persistencia en Base de Datos: Al guardar, se inyecta en el campo observaciones la etiqueta formal 'LADO A (13 esq/lín)' o 'LADO B (12 esq/lín)', asegurando trazabilidad plena en SQLite y Microsoft Access.</w:t>
+        <w:t>4. Persistencia en Base de Datos: Al guardar, se inyecta en el campo observaciones la etiqueta formal 'LADO A (13 esq/lín)' o 'LADO B (12 esq/lín)', asegurando trazabilidad plena en SQLite local y en las tablas de Microsoft Access al sincronizar.</w:t>
       </w:r>
     </w:p>
     <w:p>
+      <w:pPr>
+        <w:keepNext/>
+        <w:spacing w:before="160" w:after="60"/>
+      </w:pPr>
       <w:r>
         <w:rPr>
           <w:rFonts w:ascii="Arial" w:hAnsi="Arial"/>
           <w:b/>
-          <w:color w:val="C62828"/>
-          <w:sz w:val="24"/>
+          <w:color w:val="558B2F"/>
+          <w:sz w:val="22"/>
         </w:rPr>
         <w:t>1.4 ¿Qué pasa si se quita?</w:t>
       </w:r>
@@ -651,23 +741,28 @@
               <w:rPr>
                 <w:rFonts w:ascii="Arial" w:hAnsi="Arial"/>
                 <w:b/>
-                <w:color w:val="1B5E20"/>
-                <w:sz w:val="22"/>
+                <w:color w:val="C62828"/>
+                <w:sz w:val="21"/>
               </w:rPr>
               <w:t>⚠️ Consecuencias Críticas si se Elimina la División Bilateral</w:t>
               <w:br/>
             </w:r>
+          </w:p>
+          <w:p>
+            <w:pPr>
+              <w:spacing w:before="0" w:after="40" w:line="276" w:lineRule="auto"/>
+            </w:pPr>
             <w:r>
               <w:rPr>
                 <w:rFonts w:ascii="Arial" w:hAnsi="Arial"/>
-                <w:color w:val="212121"/>
-                <w:sz w:val="20"/>
+                <w:color w:val="333333"/>
+                <w:sz w:val="19"/>
               </w:rPr>
               <w:t>• Descuadre Sistemático de Inventario: Se generarían diferencias de cientos de miles de esquejes al mes entre lo reportado en las planillas y el conteo físico en campo.</w:t>
               <w:br/>
-              <w:t>• Injusticia en la Nómina Laboral: El sembrador del Lado A (que siembra 13 esquejes/línea) recibiría la misma remuneración o rendimiento que quien siembra 12 en el Lado B, provocando quejas y reclamos justificados de los trabajadores.</w:t>
+              <w:t>• Injusticia en la Nómina Laboral: El sembrador del Lado A (que siembra 13 esquejes/línea) recibiría la misma remuneración que quien siembra 12 en el Lado B, provocando quejas y reclamos de los trabajadores.</w:t>
               <w:br/>
-              <w:t>• Imposibilidad de Siembra Asíncrona: Forzaría a que ambos sembradores tengan que registrar juntos la cama completa obligatoriamente, perdiéndose la captura en tiempo real cuando uno se va a almorzar, se enferma o es reubicado a otro bloque.</w:t>
+              <w:t>• Imposibilidad de Siembra Asíncrona: Forzaría a que ambos sembradores tengan que registrar juntos la cama completa obligatoriamente, perdiéndose la captura en tiempo real cuando uno se va a almorzar, se enferma o es reubicado.</w:t>
             </w:r>
           </w:p>
         </w:tc>
@@ -680,65 +775,102 @@
     </w:p>
     <w:p>
       <w:pPr>
-        <w:spacing w:before="280"/>
+        <w:keepNext/>
+        <w:spacing w:before="280" w:after="120"/>
       </w:pPr>
       <w:r>
         <w:rPr>
           <w:rFonts w:ascii="Arial" w:hAnsi="Arial"/>
           <w:b/>
           <w:color w:val="1B5E20"/>
-          <w:sz w:val="30"/>
+          <w:sz w:val="28"/>
         </w:rPr>
-        <w:t>2. Módulo de Régimen Transversal y Cambio de Lado ('Pasó al otro lado')</w:t>
+        <w:t>2. Módulo de Régimen Transversal y Cambio de Lado ('Pasó al otro lado' / Siembra Mixta)</w:t>
       </w:r>
     </w:p>
     <w:p>
+      <w:pPr>
+        <w:keepNext/>
+        <w:spacing w:before="160" w:after="60"/>
+      </w:pPr>
       <w:r>
         <w:rPr>
           <w:rFonts w:ascii="Arial" w:hAnsi="Arial"/>
           <w:b/>
-          <w:color w:val="2E7D32"/>
-          <w:sz w:val="24"/>
+          <w:color w:val="558B2F"/>
+          <w:sz w:val="22"/>
         </w:rPr>
         <w:t>2.1 ¿Qué se desarrolló?</w:t>
       </w:r>
     </w:p>
     <w:p>
+      <w:pPr>
+        <w:spacing w:before="40" w:after="100" w:line="276" w:lineRule="auto"/>
+      </w:pPr>
       <w:r>
+        <w:rPr>
+          <w:rFonts w:ascii="Arial" w:hAnsi="Arial"/>
+          <w:color w:val="263238"/>
+          <w:sz w:val="19"/>
+        </w:rPr>
         <w:t>Se diseñó una funcionalidad de siembra mixta transversal activada mediante el botón 'Pasó al otro lado'. Cuando este modo se activa, la interfaz transforma el campo único de líneas en dos entradas numéricas independientes: 'Líneas Lado A' y 'Líneas Lado B', con controladores separados (_lineasLadoAController y _lineasLadoBController) y un banner de cálculo dinámico ponderado.</w:t>
       </w:r>
     </w:p>
     <w:p>
+      <w:pPr>
+        <w:keepNext/>
+        <w:spacing w:before="160" w:after="60"/>
+      </w:pPr>
       <w:r>
         <w:rPr>
           <w:rFonts w:ascii="Arial" w:hAnsi="Arial"/>
           <w:b/>
-          <w:color w:val="2E7D32"/>
-          <w:sz w:val="24"/>
+          <w:color w:val="558B2F"/>
+          <w:sz w:val="22"/>
         </w:rPr>
         <w:t>2.2 ¿Para qué sirve?</w:t>
       </w:r>
     </w:p>
     <w:p>
+      <w:pPr>
+        <w:spacing w:before="40" w:after="100" w:line="276" w:lineRule="auto"/>
+      </w:pPr>
       <w:r>
+        <w:rPr>
+          <w:rFonts w:ascii="Arial" w:hAnsi="Arial"/>
+          <w:color w:val="263238"/>
+          <w:sz w:val="19"/>
+        </w:rPr>
         <w:t>Resuelve un escenario cotidiano en los invernaderos: los sembradores no avanzan a la misma velocidad. Si el sembrador del Lado A es más rápido y termina sus 130 líneas mientras a su compañero en el Lado B aún le faltan 30 líneas, el trabajador más rápido no se queda de brazos cruzados: se cruza al Lado B y siembra esas 30 líneas faltantes para que la cama quede lista.</w:t>
         <w:br/>
         <w:t>Esta función permite reconocer y liquidar exactamente las líneas sembradas en su lado original (a 13 o 11 esq/l) más las líneas sembradas en el lado opuesto (a 12 o 11 esq/l) en un solo registro transparente y auditado.</w:t>
       </w:r>
     </w:p>
     <w:p>
+      <w:pPr>
+        <w:keepNext/>
+        <w:spacing w:before="160" w:after="60"/>
+      </w:pPr>
       <w:r>
         <w:rPr>
           <w:rFonts w:ascii="Arial" w:hAnsi="Arial"/>
           <w:b/>
-          <w:color w:val="2E7D32"/>
-          <w:sz w:val="24"/>
+          <w:color w:val="558B2F"/>
+          <w:sz w:val="22"/>
         </w:rPr>
         <w:t>2.3 ¿Cómo funciona?</w:t>
       </w:r>
     </w:p>
     <w:p>
+      <w:pPr>
+        <w:spacing w:before="40" w:after="100" w:line="276" w:lineRule="auto"/>
+      </w:pPr>
       <w:r>
+        <w:rPr>
+          <w:rFonts w:ascii="Arial" w:hAnsi="Arial"/>
+          <w:color w:val="263238"/>
+          <w:sz w:val="19"/>
+        </w:rPr>
         <w:t>1. Conmutación de Modo: Al presionar [Pasó al otro lado], el estado _ladoSeleccionado pasa a 'MIXTO'.</w:t>
         <w:br/>
         <w:t>2. Transformación de UI: Se oculta el campo simple de líneas y se renderiza un Row con dos TextFormFields: [Lado A (13 esq/l)] y [Lado B (12 esq/l)].</w:t>
@@ -755,12 +887,16 @@
       </w:r>
     </w:p>
     <w:p>
+      <w:pPr>
+        <w:keepNext/>
+        <w:spacing w:before="160" w:after="60"/>
+      </w:pPr>
       <w:r>
         <w:rPr>
           <w:rFonts w:ascii="Arial" w:hAnsi="Arial"/>
           <w:b/>
-          <w:color w:val="C62828"/>
-          <w:sz w:val="24"/>
+          <w:color w:val="558B2F"/>
+          <w:sz w:val="22"/>
         </w:rPr>
         <w:t>2.4 ¿Qué pasa si se quita?</w:t>
       </w:r>
@@ -801,17 +937,22 @@
               <w:rPr>
                 <w:rFonts w:ascii="Arial" w:hAnsi="Arial"/>
                 <w:b/>
-                <w:color w:val="1B5E20"/>
-                <w:sz w:val="22"/>
+                <w:color w:val="C62828"/>
+                <w:sz w:val="21"/>
               </w:rPr>
               <w:t>⚠️ Consecuencias Críticas si se Elimina el Modo Mixto</w:t>
               <w:br/>
             </w:r>
+          </w:p>
+          <w:p>
+            <w:pPr>
+              <w:spacing w:before="0" w:after="40" w:line="276" w:lineRule="auto"/>
+            </w:pPr>
             <w:r>
               <w:rPr>
                 <w:rFonts w:ascii="Arial" w:hAnsi="Arial"/>
-                <w:color w:val="212121"/>
-                <w:sz w:val="20"/>
+                <w:color w:val="333333"/>
+                <w:sz w:val="19"/>
               </w:rPr>
               <w:t>• Obligación de Falsear Datos: Los supervisores tendrían que obligar al sembrador a 'inventar' líneas en un solo lado o hacer cálculos manuales con lápiz y papel para cuadrar el número de esquejes.</w:t>
               <w:br/>
@@ -830,31 +971,44 @@
     </w:p>
     <w:p>
       <w:pPr>
-        <w:spacing w:before="280"/>
+        <w:keepNext/>
+        <w:spacing w:before="280" w:after="120"/>
       </w:pPr>
       <w:r>
         <w:rPr>
           <w:rFonts w:ascii="Arial" w:hAnsi="Arial"/>
           <w:b/>
           <w:color w:val="1B5E20"/>
-          <w:sz w:val="30"/>
+          <w:sz w:val="28"/>
         </w:rPr>
-        <w:t>3. Módulo de Desacoplamiento de Sembrador en Áreas de Propagación (Planta Madre, Bancos y Núcleos)</w:t>
+        <w:t>3. Módulo de Desacoplamiento de Sembrador en Áreas de Propagación (Plantas Madre, Bancos y Núcleos)</w:t>
       </w:r>
     </w:p>
     <w:p>
+      <w:pPr>
+        <w:keepNext/>
+        <w:spacing w:before="160" w:after="60"/>
+      </w:pPr>
       <w:r>
         <w:rPr>
           <w:rFonts w:ascii="Arial" w:hAnsi="Arial"/>
           <w:b/>
-          <w:color w:val="2E7D32"/>
-          <w:sz w:val="24"/>
+          <w:color w:val="558B2F"/>
+          <w:sz w:val="22"/>
         </w:rPr>
         <w:t>3.1 ¿Qué se desarrolló?</w:t>
       </w:r>
     </w:p>
     <w:p>
+      <w:pPr>
+        <w:spacing w:before="40" w:after="100" w:line="276" w:lineRule="auto"/>
+      </w:pPr>
       <w:r>
+        <w:rPr>
+          <w:rFonts w:ascii="Arial" w:hAnsi="Arial"/>
+          <w:color w:val="263238"/>
+          <w:sz w:val="19"/>
+        </w:rPr>
         <w:t>Se implementó el desacoplamiento completo del componente de selección de operario en las áreas de propagación vegetal:</w:t>
         <w:br/>
         <w:t>• Detección automática: El getter _esPlantaMadreOBancoONucleo identifica si el formulario corresponde a Planta Madre, Bancos o Núcleos.</w:t>
@@ -867,18 +1021,30 @@
       </w:r>
     </w:p>
     <w:p>
+      <w:pPr>
+        <w:keepNext/>
+        <w:spacing w:before="160" w:after="60"/>
+      </w:pPr>
       <w:r>
         <w:rPr>
           <w:rFonts w:ascii="Arial" w:hAnsi="Arial"/>
           <w:b/>
-          <w:color w:val="2E7D32"/>
-          <w:sz w:val="24"/>
+          <w:color w:val="558B2F"/>
+          <w:sz w:val="22"/>
         </w:rPr>
         <w:t>3.2 ¿Para qué sirve?</w:t>
       </w:r>
     </w:p>
     <w:p>
+      <w:pPr>
+        <w:spacing w:before="40" w:after="100" w:line="276" w:lineRule="auto"/>
+      </w:pPr>
       <w:r>
+        <w:rPr>
+          <w:rFonts w:ascii="Arial" w:hAnsi="Arial"/>
+          <w:color w:val="263238"/>
+          <w:sz w:val="19"/>
+        </w:rPr>
         <w:t>Las plantas madre, los bancos de enraizamiento y los núcleos élite son áreas técnicas de multiplicación y custodia genética, no son camas de siembra comercial orientadas a corte de exportación:</w:t>
         <w:br/>
         <w:t>• En estas áreas trabajan cuadrillas técnicas rotativas, injertadores o fitopatólogos encargados del mantenimiento del banco de germoplasma.</w:t>
@@ -887,18 +1053,30 @@
       </w:r>
     </w:p>
     <w:p>
+      <w:pPr>
+        <w:keepNext/>
+        <w:spacing w:before="160" w:after="60"/>
+      </w:pPr>
       <w:r>
         <w:rPr>
           <w:rFonts w:ascii="Arial" w:hAnsi="Arial"/>
           <w:b/>
-          <w:color w:val="2E7D32"/>
-          <w:sz w:val="24"/>
+          <w:color w:val="558B2F"/>
+          <w:sz w:val="22"/>
         </w:rPr>
         <w:t>3.3 ¿Cómo funciona?</w:t>
       </w:r>
     </w:p>
     <w:p>
+      <w:pPr>
+        <w:spacing w:before="40" w:after="100" w:line="276" w:lineRule="auto"/>
+      </w:pPr>
       <w:r>
+        <w:rPr>
+          <w:rFonts w:ascii="Arial" w:hAnsi="Arial"/>
+          <w:color w:val="263238"/>
+          <w:sz w:val="19"/>
+        </w:rPr>
         <w:t>1. En lib/screens/form_siembra_pompon_screen.dart:</w:t>
         <w:br/>
         <w:t xml:space="preserve">   Widget _buildCampoOperario() {</w:t>
@@ -915,12 +1093,16 @@
       </w:r>
     </w:p>
     <w:p>
+      <w:pPr>
+        <w:keepNext/>
+        <w:spacing w:before="160" w:after="60"/>
+      </w:pPr>
       <w:r>
         <w:rPr>
           <w:rFonts w:ascii="Arial" w:hAnsi="Arial"/>
           <w:b/>
-          <w:color w:val="C62828"/>
-          <w:sz w:val="24"/>
+          <w:color w:val="558B2F"/>
+          <w:sz w:val="22"/>
         </w:rPr>
         <w:t>3.4 ¿Qué pasa si se quita?</w:t>
       </w:r>
@@ -961,17 +1143,22 @@
               <w:rPr>
                 <w:rFonts w:ascii="Arial" w:hAnsi="Arial"/>
                 <w:b/>
-                <w:color w:val="1B5E20"/>
-                <w:sz w:val="22"/>
+                <w:color w:val="C62828"/>
+                <w:sz w:val="21"/>
               </w:rPr>
               <w:t>⚠️ Consecuencias Críticas si se Elimina la Supresión de Sembrador</w:t>
               <w:br/>
             </w:r>
+          </w:p>
+          <w:p>
+            <w:pPr>
+              <w:spacing w:before="0" w:after="40" w:line="276" w:lineRule="auto"/>
+            </w:pPr>
             <w:r>
               <w:rPr>
                 <w:rFonts w:ascii="Arial" w:hAnsi="Arial"/>
-                <w:color w:val="212121"/>
-                <w:sz w:val="20"/>
+                <w:color w:val="333333"/>
+                <w:sz w:val="19"/>
               </w:rPr>
               <w:t>• Bloqueo Innecesario de Captura: La app exigiría obligatoriamente seleccionar un operario, impidiendo registrar labores en bancos y plantas madre a menos que se use un empleado ficticio.</w:t>
               <w:br/>
@@ -990,31 +1177,44 @@
     </w:p>
     <w:p>
       <w:pPr>
-        <w:spacing w:before="280"/>
+        <w:keepNext/>
+        <w:spacing w:before="280" w:after="120"/>
       </w:pPr>
       <w:r>
         <w:rPr>
           <w:rFonts w:ascii="Arial" w:hAnsi="Arial"/>
           <w:b/>
           <w:color w:val="1B5E20"/>
-          <w:sz w:val="30"/>
+          <w:sz w:val="28"/>
         </w:rPr>
         <w:t>4. Módulo de Exclusión Analítica de Propagación en el Motor de Rendimiento</w:t>
       </w:r>
     </w:p>
     <w:p>
+      <w:pPr>
+        <w:keepNext/>
+        <w:spacing w:before="160" w:after="60"/>
+      </w:pPr>
       <w:r>
         <w:rPr>
           <w:rFonts w:ascii="Arial" w:hAnsi="Arial"/>
           <w:b/>
-          <w:color w:val="2E7D32"/>
-          <w:sz w:val="24"/>
+          <w:color w:val="558B2F"/>
+          <w:sz w:val="22"/>
         </w:rPr>
         <w:t>4.1 ¿Qué se desarrolló?</w:t>
       </w:r>
     </w:p>
     <w:p>
+      <w:pPr>
+        <w:spacing w:before="40" w:after="100" w:line="276" w:lineRule="auto"/>
+      </w:pPr>
       <w:r>
+        <w:rPr>
+          <w:rFonts w:ascii="Arial" w:hAnsi="Arial"/>
+          <w:color w:val="263238"/>
+          <w:sz w:val="19"/>
+        </w:rPr>
         <w:t>Se blindó el motor central de analítica de productividad para excluir de raíz cualquier siembra asociada a propagación especial:</w:t>
         <w:br/>
         <w:t>• En lib/models/entidades.dart (método RendimientoOperario.calcular): Se añadieron filtros que descartan registros con operarioId &lt;= 0 o cuyos campos de cultivo, variedad, observaciones o corte contengan 'MADRE', 'BANCO' o 'NÚCLEO'.</w:t>
@@ -1025,18 +1225,30 @@
       </w:r>
     </w:p>
     <w:p>
+      <w:pPr>
+        <w:keepNext/>
+        <w:spacing w:before="160" w:after="60"/>
+      </w:pPr>
       <w:r>
         <w:rPr>
           <w:rFonts w:ascii="Arial" w:hAnsi="Arial"/>
           <w:b/>
-          <w:color w:val="2E7D32"/>
-          <w:sz w:val="24"/>
+          <w:color w:val="558B2F"/>
+          <w:sz w:val="22"/>
         </w:rPr>
         <w:t>4.2 ¿Para qué sirve?</w:t>
       </w:r>
     </w:p>
     <w:p>
+      <w:pPr>
+        <w:spacing w:before="40" w:after="100" w:line="276" w:lineRule="auto"/>
+      </w:pPr>
       <w:r>
+        <w:rPr>
+          <w:rFonts w:ascii="Arial" w:hAnsi="Arial"/>
+          <w:color w:val="263238"/>
+          <w:sz w:val="19"/>
+        </w:rPr>
         <w:t>Sirve para proteger la exactitud de los indicadores clave de desempeño (KPIs) y la equidad de las bonificaciones laborales:</w:t>
         <w:br/>
         <w:t>• En plantas madre o bancos se siembran pocas plantas por cama con un cuidado manual meticuloso y desinfección estricta. Si esto se incluyera en el rendimiento, el promedio de velocidad del trabajador caería estrepitosamente a niveles inaceptables (castigo injusto).</w:t>
@@ -1045,18 +1257,30 @@
       </w:r>
     </w:p>
     <w:p>
+      <w:pPr>
+        <w:keepNext/>
+        <w:spacing w:before="160" w:after="60"/>
+      </w:pPr>
       <w:r>
         <w:rPr>
           <w:rFonts w:ascii="Arial" w:hAnsi="Arial"/>
           <w:b/>
-          <w:color w:val="2E7D32"/>
-          <w:sz w:val="24"/>
+          <w:color w:val="558B2F"/>
+          <w:sz w:val="22"/>
         </w:rPr>
         <w:t>4.3 ¿Cómo funciona?</w:t>
       </w:r>
     </w:p>
     <w:p>
+      <w:pPr>
+        <w:spacing w:before="40" w:after="100" w:line="276" w:lineRule="auto"/>
+      </w:pPr>
       <w:r>
+        <w:rPr>
+          <w:rFonts w:ascii="Arial" w:hAnsi="Arial"/>
+          <w:color w:val="263238"/>
+          <w:sz w:val="19"/>
+        </w:rPr>
         <w:t>El motor algorítmico evalúa cada registro Siembra antes de procesar la métrica:</w:t>
         <w:br/>
         <w:t xml:space="preserve">       bool esAreaEspecial = s.operarioId &lt;= 0 ||</w:t>
@@ -1071,12 +1295,16 @@
       </w:r>
     </w:p>
     <w:p>
+      <w:pPr>
+        <w:keepNext/>
+        <w:spacing w:before="160" w:after="60"/>
+      </w:pPr>
       <w:r>
         <w:rPr>
           <w:rFonts w:ascii="Arial" w:hAnsi="Arial"/>
           <w:b/>
-          <w:color w:val="C62828"/>
-          <w:sz w:val="24"/>
+          <w:color w:val="558B2F"/>
+          <w:sz w:val="22"/>
         </w:rPr>
         <w:t>4.4 ¿Qué pasa si se quita?</w:t>
       </w:r>
@@ -1117,17 +1345,22 @@
               <w:rPr>
                 <w:rFonts w:ascii="Arial" w:hAnsi="Arial"/>
                 <w:b/>
-                <w:color w:val="1B5E20"/>
-                <w:sz w:val="22"/>
+                <w:color w:val="C62828"/>
+                <w:sz w:val="21"/>
               </w:rPr>
               <w:t>⚠️ Consecuencias Críticas si se Elimina la Exclusión de Rendimiento</w:t>
               <w:br/>
             </w:r>
+          </w:p>
+          <w:p>
+            <w:pPr>
+              <w:spacing w:before="0" w:after="40" w:line="276" w:lineRule="auto"/>
+            </w:pPr>
             <w:r>
               <w:rPr>
                 <w:rFonts w:ascii="Arial" w:hAnsi="Arial"/>
-                <w:color w:val="212121"/>
-                <w:sz w:val="20"/>
+                <w:color w:val="333333"/>
+                <w:sz w:val="19"/>
               </w:rPr>
               <w:t>• Rankings Laborales Falsos y Sesgados: Un operario que hizo una labor técnica impecable en bancos aparecería de último en el ranking con una supuesta baja productividad, perdiendo bonificaciones salariales injustamente.</w:t>
               <w:br/>
@@ -1144,31 +1377,44 @@
     </w:p>
     <w:p>
       <w:pPr>
-        <w:spacing w:before="280"/>
+        <w:keepNext/>
+        <w:spacing w:before="280" w:after="120"/>
       </w:pPr>
       <w:r>
         <w:rPr>
           <w:rFonts w:ascii="Arial" w:hAnsi="Arial"/>
           <w:b/>
           <w:color w:val="1B5E20"/>
-          <w:sz w:val="30"/>
+          <w:sz w:val="28"/>
         </w:rPr>
         <w:t>5. Módulo de Política de Inmutabilidad Temporal y Bloqueo Transaccional a 2 Días</w:t>
       </w:r>
     </w:p>
     <w:p>
+      <w:pPr>
+        <w:keepNext/>
+        <w:spacing w:before="160" w:after="60"/>
+      </w:pPr>
       <w:r>
         <w:rPr>
           <w:rFonts w:ascii="Arial" w:hAnsi="Arial"/>
           <w:b/>
-          <w:color w:val="2E7D32"/>
-          <w:sz w:val="24"/>
+          <w:color w:val="558B2F"/>
+          <w:sz w:val="22"/>
         </w:rPr>
         <w:t>5.1 ¿Qué se desarrolló?</w:t>
       </w:r>
     </w:p>
     <w:p>
+      <w:pPr>
+        <w:spacing w:before="40" w:after="100" w:line="276" w:lineRule="auto"/>
+      </w:pPr>
       <w:r>
+        <w:rPr>
+          <w:rFonts w:ascii="Arial" w:hAnsi="Arial"/>
+          <w:color w:val="263238"/>
+          <w:sz w:val="19"/>
+        </w:rPr>
         <w:t>Se desarrolló un protocolo de seguridad y congelamiento temporal de datos agronómicos distribuido:</w:t>
         <w:br/>
         <w:t>• En lib/utils/calendario_util.dart: Método puedeModificarSiembraPorFecha(fecha) que calcula la diferencia en días calendario entre la fecha de siembra y la fecha actual del sistema.</w:t>
@@ -1179,18 +1425,30 @@
       </w:r>
     </w:p>
     <w:p>
+      <w:pPr>
+        <w:keepNext/>
+        <w:spacing w:before="160" w:after="60"/>
+      </w:pPr>
       <w:r>
         <w:rPr>
           <w:rFonts w:ascii="Arial" w:hAnsi="Arial"/>
           <w:b/>
-          <w:color w:val="2E7D32"/>
-          <w:sz w:val="24"/>
+          <w:color w:val="558B2F"/>
+          <w:sz w:val="22"/>
         </w:rPr>
         <w:t>5.2 ¿Para qué sirve?</w:t>
       </w:r>
     </w:p>
     <w:p>
+      <w:pPr>
+        <w:spacing w:before="40" w:after="100" w:line="276" w:lineRule="auto"/>
+      </w:pPr>
       <w:r>
+        <w:rPr>
+          <w:rFonts w:ascii="Arial" w:hAnsi="Arial"/>
+          <w:color w:val="263238"/>
+          <w:sz w:val="19"/>
+        </w:rPr>
         <w:t>Sirve para blindar la gobernanza de datos y la seguridad contable y de auditoría de Buenavista Flowers:</w:t>
         <w:br/>
         <w:t>• Previene la adulteración retrospectiva o el borrado accidental de siembras de semanas anteriores en los dispositivos móviles de campo.</w:t>
@@ -1201,18 +1459,30 @@
       </w:r>
     </w:p>
     <w:p>
+      <w:pPr>
+        <w:keepNext/>
+        <w:spacing w:before="160" w:after="60"/>
+      </w:pPr>
       <w:r>
         <w:rPr>
           <w:rFonts w:ascii="Arial" w:hAnsi="Arial"/>
           <w:b/>
-          <w:color w:val="2E7D32"/>
-          <w:sz w:val="24"/>
+          <w:color w:val="558B2F"/>
+          <w:sz w:val="22"/>
         </w:rPr>
         <w:t>5.3 ¿Cómo funciona?</w:t>
       </w:r>
     </w:p>
     <w:p>
+      <w:pPr>
+        <w:spacing w:before="40" w:after="100" w:line="276" w:lineRule="auto"/>
+      </w:pPr>
       <w:r>
+        <w:rPr>
+          <w:rFonts w:ascii="Arial" w:hAnsi="Arial"/>
+          <w:color w:val="263238"/>
+          <w:sz w:val="19"/>
+        </w:rPr>
         <w:t>1. Cálculo Temporal: CalendarioUtil.parsearFecha extrae día, mes y año puros sin desfases de huso horario UTC. Se calcula: Delta_días = DateTime.now().difference(fechaSiembra).inDays.</w:t>
         <w:br/>
         <w:t>2. Evaluación Lógica: Si Delta_días &gt; 2, la función retorna false.</w:t>
@@ -1227,12 +1497,16 @@
       </w:r>
     </w:p>
     <w:p>
+      <w:pPr>
+        <w:keepNext/>
+        <w:spacing w:before="160" w:after="60"/>
+      </w:pPr>
       <w:r>
         <w:rPr>
           <w:rFonts w:ascii="Arial" w:hAnsi="Arial"/>
           <w:b/>
-          <w:color w:val="C62828"/>
-          <w:sz w:val="24"/>
+          <w:color w:val="558B2F"/>
+          <w:sz w:val="22"/>
         </w:rPr>
         <w:t>5.4 ¿Qué pasa si se quita?</w:t>
       </w:r>
@@ -1273,17 +1547,22 @@
               <w:rPr>
                 <w:rFonts w:ascii="Arial" w:hAnsi="Arial"/>
                 <w:b/>
-                <w:color w:val="1B5E20"/>
-                <w:sz w:val="22"/>
+                <w:color w:val="C62828"/>
+                <w:sz w:val="21"/>
               </w:rPr>
               <w:t>⚠️ Consecuencias Críticas si se Elimina el Bloqueo a 2 Días</w:t>
               <w:br/>
             </w:r>
+          </w:p>
+          <w:p>
+            <w:pPr>
+              <w:spacing w:before="0" w:after="40" w:line="276" w:lineRule="auto"/>
+            </w:pPr>
             <w:r>
               <w:rPr>
                 <w:rFonts w:ascii="Arial" w:hAnsi="Arial"/>
-                <w:color w:val="212121"/>
-                <w:sz w:val="20"/>
+                <w:color w:val="333333"/>
+                <w:sz w:val="19"/>
               </w:rPr>
               <w:t>• Vulnerabilidad de Fraude y Borrado Accidental: Un operario en campo podría borrar por error o manipular una siembra de hace dos semanas, destruyendo el historial de costos ya cerrado y facturado.</w:t>
               <w:br/>
@@ -1302,34 +1581,47 @@
     </w:p>
     <w:p>
       <w:pPr>
-        <w:spacing w:before="280"/>
+        <w:keepNext/>
+        <w:spacing w:before="280" w:after="120"/>
       </w:pPr>
       <w:r>
         <w:rPr>
           <w:rFonts w:ascii="Arial" w:hAnsi="Arial"/>
           <w:b/>
           <w:color w:val="1B5E20"/>
-          <w:sz w:val="30"/>
+          <w:sz w:val="28"/>
         </w:rPr>
         <w:t>6. Módulo de Gamificación, Podio de Medallas y Reportes Ejecutivos en PDF</w:t>
       </w:r>
     </w:p>
     <w:p>
+      <w:pPr>
+        <w:keepNext/>
+        <w:spacing w:before="160" w:after="60"/>
+      </w:pPr>
       <w:r>
         <w:rPr>
           <w:rFonts w:ascii="Arial" w:hAnsi="Arial"/>
           <w:b/>
-          <w:color w:val="2E7D32"/>
-          <w:sz w:val="24"/>
+          <w:color w:val="558B2F"/>
+          <w:sz w:val="22"/>
         </w:rPr>
         <w:t>6.1 ¿Qué se desarrolló?</w:t>
       </w:r>
     </w:p>
     <w:p>
+      <w:pPr>
+        <w:spacing w:before="40" w:after="100" w:line="276" w:lineRule="auto"/>
+      </w:pPr>
       <w:r>
+        <w:rPr>
+          <w:rFonts w:ascii="Arial" w:hAnsi="Arial"/>
+          <w:color w:val="263238"/>
+          <w:sz w:val="19"/>
+        </w:rPr>
         <w:t>Se desarrolló un panel avanzado de supervisión laboral (lib/screens/rendimiento_dialog.dart y lib/services/reporte_service.dart):</w:t>
         <w:br/>
-        <w:t>• Motor de Gamificación Laboral: Asigna medallas de honor en tiempo real: Oro 🥇 para el Top 1, Plata 🥈 para el Top 2 y Bronce 🥉 para el Top 3, con tarjetas destacadas en tonalidades doradas, bordes resaltados y desglose de camas cubiertas y tallos totales.</w:t>
+        <w:t>• Motor de Gamificación Laboral: Asigna medallas de honor en tiempo real: Oro para el Top 1, Plata para el Top 2 y Bronce para el Top 3, con tarjetas destacadas en tonalidades doradas, bordes resaltados y desglose de camas cubiertas y tallos totales.</w:t>
         <w:br/>
         <w:t>• Métricas de Velocidad y Eficiencia: Cálculo automático de promedio de tallos por cama y ritmo de avance.</w:t>
         <w:br/>
@@ -1337,52 +1629,392 @@
       </w:r>
     </w:p>
     <w:p>
+      <w:pPr>
+        <w:keepNext/>
+        <w:spacing w:before="160" w:after="60"/>
+      </w:pPr>
       <w:r>
         <w:rPr>
           <w:rFonts w:ascii="Arial" w:hAnsi="Arial"/>
           <w:b/>
-          <w:color w:val="2E7D32"/>
-          <w:sz w:val="24"/>
+          <w:color w:val="558B2F"/>
+          <w:sz w:val="22"/>
         </w:rPr>
         <w:t>6.2 ¿Para qué sirve?</w:t>
       </w:r>
     </w:p>
     <w:p>
+      <w:pPr>
+        <w:spacing w:before="40" w:after="100" w:line="276" w:lineRule="auto"/>
+      </w:pPr>
       <w:r>
+        <w:rPr>
+          <w:rFonts w:ascii="Arial" w:hAnsi="Arial"/>
+          <w:color w:val="263238"/>
+          <w:sz w:val="19"/>
+        </w:rPr>
         <w:t>• Motivación del Personal: La gamificación genera un clima de competencia positiva y reconocimiento tangible entre las cuadrillas.</w:t>
         <w:br/>
         <w:t>• Agilidad Administrativa: El supervisor puede generar el reporte en PDF al terminar la jornada, previsualizarlo e imprimirlo por Wi-Fi o Bluetooth o enviarlo inmediatamente por WhatsApp a la gerencia técnica sin pasar por digitadores de oficina.</w:t>
       </w:r>
     </w:p>
     <w:p>
+      <w:pPr>
+        <w:keepNext/>
+        <w:spacing w:before="160" w:after="60"/>
+      </w:pPr>
       <w:r>
         <w:rPr>
           <w:rFonts w:ascii="Arial" w:hAnsi="Arial"/>
           <w:b/>
-          <w:color w:val="2E7D32"/>
-          <w:sz w:val="24"/>
+          <w:color w:val="558B2F"/>
+          <w:sz w:val="22"/>
         </w:rPr>
         <w:t>6.3 ¿Cómo funciona?</w:t>
       </w:r>
     </w:p>
     <w:p>
+      <w:pPr>
+        <w:spacing w:before="40" w:after="100" w:line="276" w:lineRule="auto"/>
+      </w:pPr>
       <w:r>
+        <w:rPr>
+          <w:rFonts w:ascii="Arial" w:hAnsi="Arial"/>
+          <w:color w:val="263238"/>
+          <w:sz w:val="19"/>
+        </w:rPr>
         <w:t>1. Agrupación y Ordenamiento: El motor agrupa las siembras comerciales por operarioId y ordena descendentemente por total de tallos.</w:t>
         <w:br/>
-        <w:t>2. Asignación de Podio: El índice 0 recibe medalla de oro (🥇), el índice 1 plata (🥈) y el índice 2 bronce (🥉).</w:t>
+        <w:t>2. Asignación de Podio: El índice 0 recibe medalla de oro, el índice 1 plata y el índice 2 bronce.</w:t>
         <w:br/>
         <w:t>3. Compilación PDF: ReporteService utiliza la biblioteca pdf de Flutter para dibujar tablas tabulares vectoriales con colores corporativos, encabezados institucionales de Buenavista Flowers, paginación automática y resumen de totales.</w:t>
       </w:r>
     </w:p>
     <w:p>
+      <w:pPr>
+        <w:keepNext/>
+        <w:spacing w:before="160" w:after="60"/>
+      </w:pPr>
       <w:r>
         <w:rPr>
           <w:rFonts w:ascii="Arial" w:hAnsi="Arial"/>
           <w:b/>
-          <w:color w:val="C62828"/>
-          <w:sz w:val="24"/>
+          <w:color w:val="558B2F"/>
+          <w:sz w:val="22"/>
         </w:rPr>
         <w:t>6.4 ¿Qué pasa si se quita?</w:t>
+      </w:r>
+    </w:p>
+    <w:tbl>
+      <w:tblPr>
+        <w:tblW w:type="auto" w:w="0"/>
+        <w:jc w:val="center"/>
+        <w:tblLayout w:type="fixed"/>
+        <w:tblLook w:firstColumn="1" w:firstRow="1" w:lastColumn="0" w:lastRow="0" w:noHBand="0" w:noVBand="1" w:val="04A0"/>
+      </w:tblPr>
+      <w:tblGrid>
+        <w:gridCol w:w="9792"/>
+      </w:tblGrid>
+      <w:tr>
+        <w:tc>
+          <w:tcPr>
+            <w:tcW w:type="dxa" w:w="9360"/>
+            <w:shd w:fill="FFF3E0"/>
+            <w:tcMar>
+              <w:top w:w="140" w:type="dxa"/>
+              <w:bottom w:w="140" w:type="dxa"/>
+              <w:left w:w="200" w:type="dxa"/>
+              <w:right w:w="200" w:type="dxa"/>
+            </w:tcMar>
+            <w:tcBorders>
+              <w:left w:val="single" w:sz="36" w:space="0" w:color="F57C00"/>
+              <w:top w:val="none"/>
+              <w:right w:val="none"/>
+              <w:bottom w:val="none"/>
+            </w:tcBorders>
+          </w:tcPr>
+          <w:p>
+            <w:pPr>
+              <w:spacing w:before="40" w:after="80"/>
+            </w:pPr>
+            <w:r>
+              <w:rPr>
+                <w:rFonts w:ascii="Arial" w:hAnsi="Arial"/>
+                <w:b/>
+                <w:color w:val="F57C00"/>
+                <w:sz w:val="21"/>
+              </w:rPr>
+              <w:t>⚠️ Consecuencias si se Elimina el Módulo de Rendimiento y Reportes PDF</w:t>
+              <w:br/>
+            </w:r>
+          </w:p>
+          <w:p>
+            <w:pPr>
+              <w:spacing w:before="0" w:after="40" w:line="276" w:lineRule="auto"/>
+            </w:pPr>
+            <w:r>
+              <w:rPr>
+                <w:rFonts w:ascii="Arial" w:hAnsi="Arial"/>
+                <w:color w:val="333333"/>
+                <w:sz w:val="19"/>
+              </w:rPr>
+              <w:t>• Pérdida de Visibilidad Operativa: Los supervisores no tendrían cómo saber qué cuadrilla o trabajador avanzó más rápido durante la jornada.</w:t>
+              <w:br/>
+              <w:t>• Retorno a la Dependencia de Papel: Para entregar informes a gerencia se tendría que volver a transcribir los datos a mano o a Excel, anulando la ventaja de contar con una aplicación móvil en campo.</w:t>
+            </w:r>
+          </w:p>
+        </w:tc>
+      </w:tr>
+    </w:tbl>
+    <w:p>
+      <w:pPr>
+        <w:spacing w:before="0" w:after="80"/>
+      </w:pPr>
+    </w:p>
+    <w:p>
+      <w:pPr>
+        <w:keepNext/>
+        <w:spacing w:before="280" w:after="120"/>
+      </w:pPr>
+      <w:r>
+        <w:rPr>
+          <w:rFonts w:ascii="Arial" w:hAnsi="Arial"/>
+          <w:b/>
+          <w:color w:val="1B5E20"/>
+          <w:sz w:val="28"/>
+        </w:rPr>
+        <w:t>7. Módulo del Servidor Backend e Iniciar Backend (iniciar_backend.bat, FastAPI, Uvicorn y Sincronización Segura)</w:t>
+      </w:r>
+    </w:p>
+    <w:tbl>
+      <w:tblPr>
+        <w:tblW w:type="auto" w:w="0"/>
+        <w:jc w:val="center"/>
+        <w:tblLayout w:type="fixed"/>
+        <w:tblLook w:firstColumn="1" w:firstRow="1" w:lastColumn="0" w:lastRow="0" w:noHBand="0" w:noVBand="1" w:val="04A0"/>
+      </w:tblPr>
+      <w:tblGrid>
+        <w:gridCol w:w="9792"/>
+      </w:tblGrid>
+      <w:tr>
+        <w:tc>
+          <w:tcPr>
+            <w:tcW w:type="dxa" w:w="9360"/>
+            <w:shd w:fill="E8EAF6"/>
+            <w:tcMar>
+              <w:top w:w="140" w:type="dxa"/>
+              <w:bottom w:w="140" w:type="dxa"/>
+              <w:left w:w="200" w:type="dxa"/>
+              <w:right w:w="200" w:type="dxa"/>
+            </w:tcMar>
+            <w:tcBorders>
+              <w:left w:val="single" w:sz="36" w:space="0" w:color="303F9F"/>
+              <w:top w:val="none"/>
+              <w:right w:val="none"/>
+              <w:bottom w:val="none"/>
+            </w:tcBorders>
+          </w:tcPr>
+          <w:p>
+            <w:pPr>
+              <w:spacing w:before="40" w:after="80"/>
+            </w:pPr>
+            <w:r>
+              <w:rPr>
+                <w:rFonts w:ascii="Arial" w:hAnsi="Arial"/>
+                <w:b/>
+                <w:color w:val="303F9F"/>
+                <w:sz w:val="21"/>
+              </w:rPr>
+              <w:t>🖥️ El Puente Neuronal del Ecosistema: Offline-First a Base de Datos Central</w:t>
+              <w:br/>
+            </w:r>
+          </w:p>
+          <w:p>
+            <w:pPr>
+              <w:spacing w:before="0" w:after="40" w:line="276" w:lineRule="auto"/>
+            </w:pPr>
+            <w:r>
+              <w:rPr>
+                <w:rFonts w:ascii="Arial" w:hAnsi="Arial"/>
+                <w:color w:val="333333"/>
+                <w:sz w:val="19"/>
+              </w:rPr>
+              <w:t>El backend y su script lanzador 'iniciar_backend.bat' constituyen la infraestructura medular que conecta los dispositivos Android de campo con la base de datos empresarial histórica 'bmempresarial2021.accdb' (Microsoft Access de más de 865 MB). Sin este puente, las aplicaciones móviles operarían en una isla sin capacidad de sincronizar inventarios, nóminas ni catálogos oficiales.</w:t>
+            </w:r>
+          </w:p>
+        </w:tc>
+      </w:tr>
+    </w:tbl>
+    <w:p>
+      <w:pPr>
+        <w:spacing w:before="0" w:after="80"/>
+      </w:pPr>
+    </w:p>
+    <w:p>
+      <w:pPr>
+        <w:keepNext/>
+        <w:spacing w:before="160" w:after="60"/>
+      </w:pPr>
+      <w:r>
+        <w:rPr>
+          <w:rFonts w:ascii="Arial" w:hAnsi="Arial"/>
+          <w:b/>
+          <w:color w:val="558B2F"/>
+          <w:sz w:val="22"/>
+        </w:rPr>
+        <w:t>7.1 ¿Qué se desarrolló?</w:t>
+      </w:r>
+    </w:p>
+    <w:p>
+      <w:pPr>
+        <w:spacing w:before="40" w:after="100" w:line="276" w:lineRule="auto"/>
+      </w:pPr>
+      <w:r>
+        <w:rPr>
+          <w:rFonts w:ascii="Arial" w:hAnsi="Arial"/>
+          <w:color w:val="263238"/>
+          <w:sz w:val="19"/>
+        </w:rPr>
+        <w:t>Se desarrolló un ecosistema de servidor completo compuesto por los siguientes componentes de ingeniería:</w:t>
+        <w:br/>
+        <w:br/>
+        <w:t>1. Script Lanzador Automatizado ('iniciar_backend.bat'):</w:t>
+        <w:br/>
+        <w:t xml:space="preserve">   • Archivo de procesamiento por lotes (.bat) diseñado para ejecución 'un solo clic' en el servidor/PC de la oficina central.</w:t>
+        <w:br/>
+        <w:t xml:space="preserve">   • Interfaz estilizada de consola Windows con fondo verde esmeralda y texto blanco brillante ('color 2F') y título personalizado ('title Servidor Backend - Siembras Buenavista Flowers').</w:t>
+        <w:br/>
+        <w:t xml:space="preserve">   • Detección Dinámica de IP Local: Ejecuta la consulta de red 'route print | findstr 0.0.0.0' para extraer la dirección IP real de la máquina anfitriona en la red Wi-Fi (ej. 192.168.1.39) sin requerir que el operador abra la consola o use 'ipconfig'.</w:t>
+        <w:br/>
+        <w:t xml:space="preserve">   • Publicación de Endpoint: Despliega en pantalla la URL exacta a la que deben apuntar las tablets y teléfonos Android (http://192.168.1.39:8000/api).</w:t>
+        <w:br/>
+        <w:t xml:space="preserve">   • Cambio de Directorio y Arranque: Navega de forma segura al directorio relativo ('cd /d "%~dp0backend"') y lanza el servicio mediante 'python run.py'.</w:t>
+        <w:br/>
+        <w:t xml:space="preserve">   • Control de Excepciones ('pause'): Mantiene la consola abierta si ocurre algún error, facilitando el diagnóstico por parte del equipo de soporte.</w:t>
+        <w:br/>
+        <w:br/>
+        <w:t>2. Servidor Web Asíncrono de Alto Desempeño ('backend/run.py' y 'backend/app/main.py'):</w:t>
+        <w:br/>
+        <w:t xml:space="preserve">   • Arquitectura ASGI basada en FastAPI montada sobre el motor Uvicorn, escuchando en todas las interfaces de red ('0.0.0.0:8000') con recarga en caliente ('reload=True').</w:t>
+        <w:br/>
+        <w:t xml:space="preserve">   • Middleware de Concurrencia y Serialización ('db_lock' en 'backend/app/db/connection.py'): Implementación de un candado global multi-hilo ('threading.Lock()') que serializa todas las transacciones hacia Microsoft Access, garantizando que el driver ODBC no sufra colisiones ni corrupciones por escrituras simultáneas.</w:t>
+        <w:br/>
+        <w:t xml:space="preserve">   • Cadena de Conexión en Modo Compartido ('Exclusive=0', 'ExtendedAnsiSQL=1'): Permite que los empleados de oficina mantengan abierta la base de datos 'bmempresarial2021.accdb' en Microsoft Access mientras los teléfonos sincronizan en segundo plano sin bloqueos de archivo.</w:t>
+        <w:br/>
+        <w:t xml:space="preserve">   • Auto-Reparación y Creación del Esquema ('ensure_database_schema'): En el evento de arranque ('@app.on_event("startup")') y en cada conexión, el backend verifica si la tabla 't_siembras_app' existe. Si se restaura una base de datos limpia que no la tiene, la crea automáticamente con clave primaria UUID sin tocar ninguna tabla nativa.</w:t>
+        <w:br/>
+        <w:t xml:space="preserve">   • Subsistema de Respaldos Preventivos en Segundo Plano ('safe_backup_database'): Hilo demonio asíncrono ('threading.Thread') que genera respaldos rotativos automáticos por hora en la carpeta 'backups_seguridad/' ('bmempresarial2021_backup_YYYYMMDD_HH.accdb'), reteniendo las últimas 5 copias para proteger el sistema ante apagones o fallas de disco.</w:t>
+        <w:br/>
+        <w:t xml:space="preserve">   • Motor de Sincronización Masiva en 5 Tablas Empresariales ('/api/sync/siembras'): Recibe lotes de siembras, normaliza fechas estrictas a '00:00:00' (formato DD/MM/YYYY en Access), calcula correlativos en memoria ('MAX(t31)', 'MAX(t51)', 'MAX(t102)', 'MAX(t50)') e impacta de forma atómica: t_siembras_app (auditoría), t31_encnovcampo (encabezado), t51_detnovcampo (detalle agronómico), t102_composcama (histórico), t50_mcomposcama (ocupación activa respetando multivariedad) y t49_mcamas (estado físico de la cama).</w:t>
+        <w:br/>
+        <w:t xml:space="preserve">   • Distribución de Catálogos Oficiales ('/api/catalogs/'): Expone endpoints para sincronizar bloques (t17), camas (t49), familias (t09), series (t10), colores (t08), variedades (t11), empleados/operarios (t159) y configuraciones agronómicas maestras.</w:t>
+      </w:r>
+    </w:p>
+    <w:p>
+      <w:pPr>
+        <w:keepNext/>
+        <w:spacing w:before="160" w:after="60"/>
+      </w:pPr>
+      <w:r>
+        <w:rPr>
+          <w:rFonts w:ascii="Arial" w:hAnsi="Arial"/>
+          <w:b/>
+          <w:color w:val="558B2F"/>
+          <w:sz w:val="22"/>
+        </w:rPr>
+        <w:t>7.2 ¿Para qué sirve?</w:t>
+      </w:r>
+    </w:p>
+    <w:p>
+      <w:pPr>
+        <w:spacing w:before="40" w:after="100" w:line="276" w:lineRule="auto"/>
+      </w:pPr>
+      <w:r>
+        <w:rPr>
+          <w:rFonts w:ascii="Arial" w:hAnsi="Arial"/>
+          <w:color w:val="263238"/>
+          <w:sz w:val="19"/>
+        </w:rPr>
+        <w:t>El módulo del backend cumple cinco funciones vitales en la operación de Buenavista Flowers:</w:t>
+        <w:br/>
+        <w:br/>
+        <w:t>• Conexión Inalámbrica Transparente: Permite que las cuadrillas de campo recolecten información sin cables ni planillas de papel, sincronizando los datos directamente desde el celular a la base central de la empresa.</w:t>
+        <w:br/>
+        <w:t>• Operación 'Offline-First' Confiable: Otorga total autonomía a los dispositivos móviles para sembrar en zonas profundas de invernadero sin Wi-Fi; al regresar al alcance de la red, una sola pulsación envía todos los registros al servidor.</w:t>
+        <w:br/>
+        <w:t>• Protección Absoluta del Archivo Access de 865 MB: Microsoft Access no tolera conexiones de red concurrentes directas sin intermediario. El backend actúa como una aduana blindada que previene la corrupción catastrófica de 20 años de historia empresarial.</w:t>
+        <w:br/>
+        <w:t>• Cero Complicación Técnica para Usuarios ('iniciar_backend.bat'): Cualquier empleado de oficina, supervisor o secretaria puede encender el servidor con solo hacer doble clic en el archivo .bat, sin tener que saber comandos de consola, puertos ni configuraciones de red.</w:t>
+        <w:br/>
+        <w:t>• Sincronización Bidireccional de Catálogos: Si en la oficina se registra una nueva variedad o se contrata a un nuevo sembrador en Access, los celulares descargan de inmediato estos cambios al sincronizar catálogos.</w:t>
+      </w:r>
+    </w:p>
+    <w:p>
+      <w:pPr>
+        <w:keepNext/>
+        <w:spacing w:before="160" w:after="60"/>
+      </w:pPr>
+      <w:r>
+        <w:rPr>
+          <w:rFonts w:ascii="Arial" w:hAnsi="Arial"/>
+          <w:b/>
+          <w:color w:val="558B2F"/>
+          <w:sz w:val="22"/>
+        </w:rPr>
+        <w:t>7.3 ¿Cómo funciona?</w:t>
+      </w:r>
+    </w:p>
+    <w:p>
+      <w:pPr>
+        <w:spacing w:before="40" w:after="100" w:line="276" w:lineRule="auto"/>
+      </w:pPr>
+      <w:r>
+        <w:rPr>
+          <w:rFonts w:ascii="Arial" w:hAnsi="Arial"/>
+          <w:color w:val="263238"/>
+          <w:sz w:val="19"/>
+        </w:rPr>
+        <w:t>El ciclo operativo del backend sigue una secuencia determinista de 6 pasos:</w:t>
+        <w:br/>
+        <w:br/>
+        <w:t>1. Ejecución del Lanzador: El usuario hace doble clic en 'iniciar_backend.bat'. El script ejecuta 'route print', detecta la tarjeta de red activa, muestra la IP (ej. 192.168.1.39), tiñe la consola de verde corporativo y ejecuta 'python run.py'.</w:t>
+        <w:br/>
+        <w:t>2. Inicialización del Servidor: Uvicorn monta FastAPI en '0.0.0.0:8000'. En el evento 'startup', abre un canal ODBC hacia 'bmempresarial2021.accdb', verifica que 't_siembras_app' exista, dispara la copia preventiva horaria en segundo plano y confirma disponibilidad.</w:t>
+        <w:br/>
+        <w:t>3. Captura Offline en Campo: En los invernaderos, los supervisores digitan siembras en la App Móvil (almacenadas localmente en SQLite con el campo 'sincronizado = 0').</w:t>
+        <w:br/>
+        <w:t>4. Solicitud de Sincronización: Al conectarse a la red Wi-Fi de la empresa, el supervisor pulsa 'Sincronizar' en la app. La app envía un paquete HTTP POST con el listado JSON de siembras a 'http://192.168.1.39:8000/api/sync/siembras' autenticado con la API Key configurada.</w:t>
+        <w:br/>
+        <w:t>5. Procesamiento Transaccional y Bloqueo 'db_lock':</w:t>
+        <w:br/>
+        <w:t xml:space="preserve">   - El backend adquiere 'db_lock.acquire()', congelando temporalmente cualquier otra escritura para evitar colisiones en Access.</w:t>
+        <w:br/>
+        <w:t xml:space="preserve">   - Abre la conexión ODBC con 'Exclusive=0'.</w:t>
+        <w:br/>
+        <w:t xml:space="preserve">   - Normaliza estrictamente las fechas a las 00:00:00 (evitando discrepancias horarias).</w:t>
+        <w:br/>
+        <w:t xml:space="preserve">   - Inserta la auditoría móvil en 't_siembras_app' con su UUID.</w:t>
+        <w:br/>
+        <w:t xml:space="preserve">   - Si la siembra es activa, actualiza atómicamente t31, t51, t102, t50 y t49, preservando otras variedades en camas multivariedad si su ciclo no ha vencido.</w:t>
+        <w:br/>
+        <w:t xml:space="preserve">   - Ejecuta 'conn.commit()' y libera 'db_lock.release()'.</w:t>
+        <w:br/>
+        <w:t>6. Confirmación a la App Móvil: El backend responde con HTTP 200 y la lista de UUIDs confirmados ('committed'). La aplicación móvil actualiza SQLite marcando 'sincronizado = 1' y despliega el diálogo de confirmación exitosa al usuario.</w:t>
+      </w:r>
+    </w:p>
+    <w:p>
+      <w:pPr>
+        <w:keepNext/>
+        <w:spacing w:before="160" w:after="60"/>
+      </w:pPr>
+      <w:r>
+        <w:rPr>
+          <w:rFonts w:ascii="Arial" w:hAnsi="Arial"/>
+          <w:b/>
+          <w:color w:val="558B2F"/>
+          <w:sz w:val="22"/>
+        </w:rPr>
+        <w:t>7.4 ¿Qué pasa si se quita?</w:t>
       </w:r>
     </w:p>
     <w:tbl>
@@ -1421,21 +2053,32 @@
               <w:rPr>
                 <w:rFonts w:ascii="Arial" w:hAnsi="Arial"/>
                 <w:b/>
-                <w:color w:val="1B5E20"/>
-                <w:sz w:val="22"/>
+                <w:color w:val="C62828"/>
+                <w:sz w:val="21"/>
               </w:rPr>
-              <w:t>⚠️ Consecuencias si se Elimina el Módulo de Rendimiento y Reportes PDF</w:t>
+              <w:t>🚨 Consecuencias Catastróficas si se Elimina el Backend o 'iniciar_backend.bat'</w:t>
               <w:br/>
             </w:r>
+          </w:p>
+          <w:p>
+            <w:pPr>
+              <w:spacing w:before="0" w:after="40" w:line="276" w:lineRule="auto"/>
+            </w:pPr>
             <w:r>
               <w:rPr>
                 <w:rFonts w:ascii="Arial" w:hAnsi="Arial"/>
-                <w:color w:val="212121"/>
-                <w:sz w:val="20"/>
+                <w:color w:val="333333"/>
+                <w:sz w:val="19"/>
               </w:rPr>
-              <w:t>• Pérdida de Visibilidad Operativa: Los supervisores no tendrían cómo saber qué cuadrilla o trabajador avanzó más rápido durante la jornada.</w:t>
+              <w:t>1. Incomunicación Total de los Dispositivos Móviles: Los teléfonos y tablets Android quedarían aislados en una isla offline perpetua. Ningún dato de siembra de campo podría ingresar jamás a la base de datos empresarial.</w:t>
               <w:br/>
-              <w:t>• Retorno a la Dependencia de Papel: Para entregar informes a gerencia se tendría que volver a transcribir los datos a mano o a Excel, anulando la ventaja de contar con una aplicación móvil en campo.</w:t>
+              <w:t>2. Imposibilidad Técnica de Conexión: El sistema operativo Android no posee soporte para drivers ODBC de Microsoft Jet/ACE ni protocolo de red SMB compartido de Access. Sin este backend en FastAPI, es técnicamente imposible que un celular hable con un archivo .accdb.</w:t>
+              <w:br/>
+              <w:t>3. Riesgo Crítico de Corrupción de la Base de Datos: Si se intentara conectar clientes móviles de forma directa o concurrente sin el control 'db_lock' y 'Exclusive=0', la base de datos empresarial de 865 MB se corrompería irreparablemente en minutos.</w:t>
+              <w:br/>
+              <w:t>4. Parálisis de Catálogos: Si se crean nuevas camas o variedades en Access, los celulares nunca se enterarían, obligando a ingresar datos a ciegas o recompilar la aplicación móvil.</w:t>
+              <w:br/>
+              <w:t>5. Pérdida del Sistema de Respaldos Automáticos: Quedaría desmantelado el subsistema horario de copias de seguridad en 'backups_seguridad/', dejando desprotegida la base de datos ante caídas de tensión o fallos del disco duro.</w:t>
             </w:r>
           </w:p>
         </w:tc>
@@ -1447,19 +2090,31 @@
       </w:pPr>
     </w:p>
     <w:p>
-      <w:r>
-        <w:br w:type="page"/>
-      </w:r>
-    </w:p>
-    <w:p>
+      <w:pPr>
+        <w:keepNext/>
+        <w:spacing w:before="280" w:after="120"/>
+      </w:pPr>
       <w:r>
         <w:rPr>
           <w:rFonts w:ascii="Arial" w:hAnsi="Arial"/>
           <w:b/>
           <w:color w:val="1B5E20"/>
-          <w:sz w:val="30"/>
+          <w:sz w:val="28"/>
         </w:rPr>
-        <w:t>7. Matriz Comparativa de Riesgo e Impacto Cruzado: ¿Qué Pasa si se Quita Cada Módulo?</w:t>
+        <w:t>8. Matriz Comparativa de Riesgo e Impacto Cruzado: ¿Qué Pasa si se Quita Cada Módulo?</w:t>
+      </w:r>
+    </w:p>
+    <w:p>
+      <w:pPr>
+        <w:spacing w:before="40" w:after="100" w:line="276" w:lineRule="auto"/>
+      </w:pPr>
+      <w:r>
+        <w:rPr>
+          <w:rFonts w:ascii="Arial" w:hAnsi="Arial"/>
+          <w:color w:val="263238"/>
+          <w:sz w:val="19"/>
+        </w:rPr>
+        <w:t>A continuación se presenta la matriz consolidada de riesgo operativo y arquitectural del sistema. Esta tabla sintetiza la criticidad de cada uno de los 7 módulos desarrollados, las áreas de la compañía directamente afectadas y el impacto operativo inmediato que sufriría Buenavista Flowers si alguno de estos componentes fuese removido:</w:t>
       </w:r>
     </w:p>
     <w:tbl>
@@ -1481,19 +2136,22 @@
             <w:tcW w:type="dxa" w:w="2592"/>
             <w:shd w:fill="1B5E20"/>
             <w:tcMar>
-              <w:top w:w="100" w:type="dxa"/>
-              <w:bottom w:w="100" w:type="dxa"/>
-              <w:left w:w="100" w:type="dxa"/>
-              <w:right w:w="100" w:type="dxa"/>
+              <w:top w:w="120" w:type="dxa"/>
+              <w:bottom w:w="120" w:type="dxa"/>
+              <w:left w:w="140" w:type="dxa"/>
+              <w:right w:w="140" w:type="dxa"/>
             </w:tcMar>
           </w:tcPr>
           <w:p>
+            <w:pPr>
+              <w:jc w:val="center"/>
+            </w:pPr>
             <w:r>
               <w:rPr>
                 <w:rFonts w:ascii="Arial" w:hAnsi="Arial"/>
                 <w:b/>
                 <w:color w:val="FFFFFF"/>
-                <w:sz w:val="19"/>
+                <w:sz w:val="18"/>
               </w:rPr>
               <w:t>Componente Desarrollado</w:t>
             </w:r>
@@ -1501,24 +2159,53 @@
         </w:tc>
         <w:tc>
           <w:tcPr>
-            <w:tcW w:type="dxa" w:w="1584"/>
+            <w:tcW w:type="dxa" w:w="1872"/>
             <w:shd w:fill="1B5E20"/>
             <w:tcMar>
-              <w:top w:w="100" w:type="dxa"/>
-              <w:bottom w:w="100" w:type="dxa"/>
-              <w:left w:w="100" w:type="dxa"/>
-              <w:right w:w="100" w:type="dxa"/>
+              <w:top w:w="120" w:type="dxa"/>
+              <w:bottom w:w="120" w:type="dxa"/>
+              <w:left w:w="140" w:type="dxa"/>
+              <w:right w:w="140" w:type="dxa"/>
             </w:tcMar>
           </w:tcPr>
           <w:p>
+            <w:pPr>
+              <w:jc w:val="center"/>
+            </w:pPr>
             <w:r>
               <w:rPr>
                 <w:rFonts w:ascii="Arial" w:hAnsi="Arial"/>
                 <w:b/>
                 <w:color w:val="FFFFFF"/>
-                <w:sz w:val="19"/>
+                <w:sz w:val="18"/>
               </w:rPr>
               <w:t>Nivel de Criticidad</w:t>
+            </w:r>
+          </w:p>
+        </w:tc>
+        <w:tc>
+          <w:tcPr>
+            <w:tcW w:type="dxa" w:w="2304"/>
+            <w:shd w:fill="1B5E20"/>
+            <w:tcMar>
+              <w:top w:w="120" w:type="dxa"/>
+              <w:bottom w:w="120" w:type="dxa"/>
+              <w:left w:w="140" w:type="dxa"/>
+              <w:right w:w="140" w:type="dxa"/>
+            </w:tcMar>
+          </w:tcPr>
+          <w:p>
+            <w:pPr>
+              <w:jc w:val="center"/>
+            </w:pPr>
+            <w:r>
+              <w:rPr>
+                <w:rFonts w:ascii="Arial" w:hAnsi="Arial"/>
+                <w:b/>
+                <w:color w:val="FFFFFF"/>
+                <w:sz w:val="18"/>
+              </w:rPr>
+              <w:t>Área Directamente Afectada</w:t>
             </w:r>
           </w:p>
         </w:tc>
@@ -1527,42 +2214,22 @@
             <w:tcW w:type="dxa" w:w="2592"/>
             <w:shd w:fill="1B5E20"/>
             <w:tcMar>
-              <w:top w:w="100" w:type="dxa"/>
-              <w:bottom w:w="100" w:type="dxa"/>
-              <w:left w:w="100" w:type="dxa"/>
-              <w:right w:w="100" w:type="dxa"/>
+              <w:top w:w="120" w:type="dxa"/>
+              <w:bottom w:w="120" w:type="dxa"/>
+              <w:left w:w="140" w:type="dxa"/>
+              <w:right w:w="140" w:type="dxa"/>
             </w:tcMar>
           </w:tcPr>
           <w:p>
+            <w:pPr>
+              <w:jc w:val="center"/>
+            </w:pPr>
             <w:r>
               <w:rPr>
                 <w:rFonts w:ascii="Arial" w:hAnsi="Arial"/>
                 <w:b/>
                 <w:color w:val="FFFFFF"/>
-                <w:sz w:val="19"/>
-              </w:rPr>
-              <w:t>Área Directamente Afectada</w:t>
-            </w:r>
-          </w:p>
-        </w:tc>
-        <w:tc>
-          <w:tcPr>
-            <w:tcW w:type="dxa" w:w="3168"/>
-            <w:shd w:fill="1B5E20"/>
-            <w:tcMar>
-              <w:top w:w="100" w:type="dxa"/>
-              <w:bottom w:w="100" w:type="dxa"/>
-              <w:left w:w="100" w:type="dxa"/>
-              <w:right w:w="100" w:type="dxa"/>
-            </w:tcMar>
-          </w:tcPr>
-          <w:p>
-            <w:r>
-              <w:rPr>
-                <w:rFonts w:ascii="Arial" w:hAnsi="Arial"/>
-                <w:b/>
-                <w:color w:val="FFFFFF"/>
-                <w:sz w:val="19"/>
+                <w:sz w:val="18"/>
               </w:rPr>
               <w:t>Impacto Operativo si se Elimina</w:t>
             </w:r>
@@ -1573,42 +2240,40 @@
         <w:tc>
           <w:tcPr>
             <w:tcW w:type="dxa" w:w="2592"/>
-            <w:shd w:fill="FFFFFF"/>
+            <w:shd w:fill="E8F5E9"/>
             <w:tcMar>
-              <w:top w:w="80" w:type="dxa"/>
-              <w:bottom w:w="80" w:type="dxa"/>
-              <w:left w:w="90" w:type="dxa"/>
-              <w:right w:w="90" w:type="dxa"/>
+              <w:top w:w="90" w:type="dxa"/>
+              <w:bottom w:w="90" w:type="dxa"/>
+              <w:left w:w="120" w:type="dxa"/>
+              <w:right w:w="120" w:type="dxa"/>
             </w:tcMar>
           </w:tcPr>
           <w:p>
-            <w:pPr>
-              <w:spacing w:before="40" w:after="40"/>
-            </w:pPr>
             <w:r>
               <w:rPr>
                 <w:rFonts w:ascii="Arial" w:hAnsi="Arial"/>
-                <w:color w:val="212121"/>
+                <w:b/>
+                <w:color w:val="1B5E20"/>
                 <w:sz w:val="17"/>
               </w:rPr>
-              <w:t>División Bilateral de Camas (Pompón 13/12, Cremón 11/11)</w:t>
+              <w:t>1. División Bilateral de Camas (Pompón 13/12, Cremón 11/11)</w:t>
             </w:r>
           </w:p>
         </w:tc>
         <w:tc>
           <w:tcPr>
-            <w:tcW w:type="dxa" w:w="1584"/>
-            <w:shd w:fill="FFFFFF"/>
+            <w:tcW w:type="dxa" w:w="1872"/>
+            <w:shd w:fill="E8F5E9"/>
             <w:tcMar>
-              <w:top w:w="80" w:type="dxa"/>
-              <w:bottom w:w="80" w:type="dxa"/>
-              <w:left w:w="90" w:type="dxa"/>
-              <w:right w:w="90" w:type="dxa"/>
+              <w:top w:w="90" w:type="dxa"/>
+              <w:bottom w:w="90" w:type="dxa"/>
+              <w:left w:w="120" w:type="dxa"/>
+              <w:right w:w="120" w:type="dxa"/>
             </w:tcMar>
           </w:tcPr>
           <w:p>
             <w:pPr>
-              <w:spacing w:before="40" w:after="40"/>
+              <w:jc w:val="center"/>
             </w:pPr>
             <w:r>
               <w:rPr>
@@ -1617,29 +2282,28 @@
                 <w:color w:val="C62828"/>
                 <w:sz w:val="17"/>
               </w:rPr>
-              <w:t>CRÍTICA (9.5/10)</w:t>
+              <w:t>CRÍTICA</w:t>
+              <w:br/>
+              <w:t>(9.5 / 10)</w:t>
             </w:r>
           </w:p>
         </w:tc>
         <w:tc>
           <w:tcPr>
-            <w:tcW w:type="dxa" w:w="2592"/>
-            <w:shd w:fill="FFFFFF"/>
+            <w:tcW w:type="dxa" w:w="2304"/>
+            <w:shd w:fill="E8F5E9"/>
             <w:tcMar>
-              <w:top w:w="80" w:type="dxa"/>
-              <w:bottom w:w="80" w:type="dxa"/>
-              <w:left w:w="90" w:type="dxa"/>
-              <w:right w:w="90" w:type="dxa"/>
+              <w:top w:w="90" w:type="dxa"/>
+              <w:bottom w:w="90" w:type="dxa"/>
+              <w:left w:w="120" w:type="dxa"/>
+              <w:right w:w="120" w:type="dxa"/>
             </w:tcMar>
           </w:tcPr>
           <w:p>
-            <w:pPr>
-              <w:spacing w:before="40" w:after="40"/>
-            </w:pPr>
             <w:r>
               <w:rPr>
                 <w:rFonts w:ascii="Arial" w:hAnsi="Arial"/>
-                <w:color w:val="212121"/>
+                <w:color w:val="263238"/>
                 <w:sz w:val="17"/>
               </w:rPr>
               <w:t>Inventario Agronómico y Nómina por Esqueje</w:t>
@@ -1648,129 +2312,23 @@
         </w:tc>
         <w:tc>
           <w:tcPr>
-            <w:tcW w:type="dxa" w:w="3168"/>
-            <w:shd w:fill="FFFFFF"/>
+            <w:tcW w:type="dxa" w:w="2592"/>
+            <w:shd w:fill="E8F5E9"/>
             <w:tcMar>
-              <w:top w:w="80" w:type="dxa"/>
-              <w:bottom w:w="80" w:type="dxa"/>
-              <w:left w:w="90" w:type="dxa"/>
-              <w:right w:w="90" w:type="dxa"/>
+              <w:top w:w="90" w:type="dxa"/>
+              <w:bottom w:w="90" w:type="dxa"/>
+              <w:left w:w="120" w:type="dxa"/>
+              <w:right w:w="120" w:type="dxa"/>
             </w:tcMar>
           </w:tcPr>
           <w:p>
-            <w:pPr>
-              <w:spacing w:before="40" w:after="40"/>
-            </w:pPr>
             <w:r>
               <w:rPr>
                 <w:rFonts w:ascii="Arial" w:hAnsi="Arial"/>
-                <w:color w:val="212121"/>
+                <w:color w:val="263238"/>
                 <w:sz w:val="17"/>
               </w:rPr>
-              <w:t>Descuadre continuo de inventario vegetal (~130 plantas por cama). Liquidación errónea de pagos a sembradores.</w:t>
-            </w:r>
-          </w:p>
-        </w:tc>
-      </w:tr>
-      <w:tr>
-        <w:tc>
-          <w:tcPr>
-            <w:tcW w:type="dxa" w:w="2592"/>
-            <w:shd w:fill="FAFAFA"/>
-            <w:tcMar>
-              <w:top w:w="80" w:type="dxa"/>
-              <w:bottom w:w="80" w:type="dxa"/>
-              <w:left w:w="90" w:type="dxa"/>
-              <w:right w:w="90" w:type="dxa"/>
-            </w:tcMar>
-          </w:tcPr>
-          <w:p>
-            <w:pPr>
-              <w:spacing w:before="40" w:after="40"/>
-            </w:pPr>
-            <w:r>
-              <w:rPr>
-                <w:rFonts w:ascii="Arial" w:hAnsi="Arial"/>
-                <w:color w:val="212121"/>
-                <w:sz w:val="17"/>
-              </w:rPr>
-              <w:t>Modo Mixto ('Pasó al otro lado')</w:t>
-            </w:r>
-          </w:p>
-        </w:tc>
-        <w:tc>
-          <w:tcPr>
-            <w:tcW w:type="dxa" w:w="1584"/>
-            <w:shd w:fill="FAFAFA"/>
-            <w:tcMar>
-              <w:top w:w="80" w:type="dxa"/>
-              <w:bottom w:w="80" w:type="dxa"/>
-              <w:left w:w="90" w:type="dxa"/>
-              <w:right w:w="90" w:type="dxa"/>
-            </w:tcMar>
-          </w:tcPr>
-          <w:p>
-            <w:pPr>
-              <w:spacing w:before="40" w:after="40"/>
-            </w:pPr>
-            <w:r>
-              <w:rPr>
-                <w:rFonts w:ascii="Arial" w:hAnsi="Arial"/>
-                <w:b/>
-                <w:color w:val="EF6C00"/>
-                <w:sz w:val="17"/>
-              </w:rPr>
-              <w:t>ALTA (8.5/10)</w:t>
-            </w:r>
-          </w:p>
-        </w:tc>
-        <w:tc>
-          <w:tcPr>
-            <w:tcW w:type="dxa" w:w="2592"/>
-            <w:shd w:fill="FAFAFA"/>
-            <w:tcMar>
-              <w:top w:w="80" w:type="dxa"/>
-              <w:bottom w:w="80" w:type="dxa"/>
-              <w:left w:w="90" w:type="dxa"/>
-              <w:right w:w="90" w:type="dxa"/>
-            </w:tcMar>
-          </w:tcPr>
-          <w:p>
-            <w:pPr>
-              <w:spacing w:before="40" w:after="40"/>
-            </w:pPr>
-            <w:r>
-              <w:rPr>
-                <w:rFonts w:ascii="Arial" w:hAnsi="Arial"/>
-                <w:color w:val="212121"/>
-                <w:sz w:val="17"/>
-              </w:rPr>
-              <w:t>Operaciones de Cuadrilla y Trazabilidad</w:t>
-            </w:r>
-          </w:p>
-        </w:tc>
-        <w:tc>
-          <w:tcPr>
-            <w:tcW w:type="dxa" w:w="3168"/>
-            <w:shd w:fill="FAFAFA"/>
-            <w:tcMar>
-              <w:top w:w="80" w:type="dxa"/>
-              <w:bottom w:w="80" w:type="dxa"/>
-              <w:left w:w="90" w:type="dxa"/>
-              <w:right w:w="90" w:type="dxa"/>
-            </w:tcMar>
-          </w:tcPr>
-          <w:p>
-            <w:pPr>
-              <w:spacing w:before="40" w:after="40"/>
-            </w:pPr>
-            <w:r>
-              <w:rPr>
-                <w:rFonts w:ascii="Arial" w:hAnsi="Arial"/>
-                <w:color w:val="212121"/>
-                <w:sz w:val="17"/>
-              </w:rPr>
-              <w:t>Obligación de falsear datos o promediar líneas cuando un sembrador ayuda a otro. Pérdida de auditoría de calidad.</w:t>
+              <w:t>Descuadre continuo de inventario vegetal (~130 plantas por cama). Liquidación errónea e injusta de pagos a sembradores.</w:t>
             </w:r>
           </w:p>
         </w:tc>
@@ -1781,40 +2339,38 @@
             <w:tcW w:type="dxa" w:w="2592"/>
             <w:shd w:fill="FFFFFF"/>
             <w:tcMar>
-              <w:top w:w="80" w:type="dxa"/>
-              <w:bottom w:w="80" w:type="dxa"/>
-              <w:left w:w="90" w:type="dxa"/>
-              <w:right w:w="90" w:type="dxa"/>
+              <w:top w:w="90" w:type="dxa"/>
+              <w:bottom w:w="90" w:type="dxa"/>
+              <w:left w:w="120" w:type="dxa"/>
+              <w:right w:w="120" w:type="dxa"/>
             </w:tcMar>
           </w:tcPr>
           <w:p>
-            <w:pPr>
-              <w:spacing w:before="40" w:after="40"/>
-            </w:pPr>
             <w:r>
               <w:rPr>
                 <w:rFonts w:ascii="Arial" w:hAnsi="Arial"/>
-                <w:color w:val="212121"/>
+                <w:b/>
+                <w:color w:val="1B5E20"/>
                 <w:sz w:val="17"/>
               </w:rPr>
-              <w:t>Supresión de Sembrador en Propagación (Madres/Bancos)</w:t>
+              <w:t>2. Modo Mixto ('Pasó al otro lado')</w:t>
             </w:r>
           </w:p>
         </w:tc>
         <w:tc>
           <w:tcPr>
-            <w:tcW w:type="dxa" w:w="1584"/>
+            <w:tcW w:type="dxa" w:w="1872"/>
             <w:shd w:fill="FFFFFF"/>
             <w:tcMar>
-              <w:top w:w="80" w:type="dxa"/>
-              <w:bottom w:w="80" w:type="dxa"/>
-              <w:left w:w="90" w:type="dxa"/>
-              <w:right w:w="90" w:type="dxa"/>
+              <w:top w:w="90" w:type="dxa"/>
+              <w:bottom w:w="90" w:type="dxa"/>
+              <w:left w:w="120" w:type="dxa"/>
+              <w:right w:w="120" w:type="dxa"/>
             </w:tcMar>
           </w:tcPr>
           <w:p>
             <w:pPr>
-              <w:spacing w:before="40" w:after="40"/>
+              <w:jc w:val="center"/>
             </w:pPr>
             <w:r>
               <w:rPr>
@@ -1823,7 +2379,31 @@
                 <w:color w:val="EF6C00"/>
                 <w:sz w:val="17"/>
               </w:rPr>
-              <w:t>ALTA (8.0/10)</w:t>
+              <w:t>ALTA</w:t>
+              <w:br/>
+              <w:t>(8.5 / 10)</w:t>
+            </w:r>
+          </w:p>
+        </w:tc>
+        <w:tc>
+          <w:tcPr>
+            <w:tcW w:type="dxa" w:w="2304"/>
+            <w:shd w:fill="FFFFFF"/>
+            <w:tcMar>
+              <w:top w:w="90" w:type="dxa"/>
+              <w:bottom w:w="90" w:type="dxa"/>
+              <w:left w:w="120" w:type="dxa"/>
+              <w:right w:w="120" w:type="dxa"/>
+            </w:tcMar>
+          </w:tcPr>
+          <w:p>
+            <w:r>
+              <w:rPr>
+                <w:rFonts w:ascii="Arial" w:hAnsi="Arial"/>
+                <w:color w:val="263238"/>
+                <w:sz w:val="17"/>
+              </w:rPr>
+              <w:t>Operaciones de Cuadrilla y Trazabilidad</w:t>
             </w:r>
           </w:p>
         </w:tc>
@@ -1832,20 +2412,92 @@
             <w:tcW w:type="dxa" w:w="2592"/>
             <w:shd w:fill="FFFFFF"/>
             <w:tcMar>
-              <w:top w:w="80" w:type="dxa"/>
-              <w:bottom w:w="80" w:type="dxa"/>
-              <w:left w:w="90" w:type="dxa"/>
-              <w:right w:w="90" w:type="dxa"/>
+              <w:top w:w="90" w:type="dxa"/>
+              <w:bottom w:w="90" w:type="dxa"/>
+              <w:left w:w="120" w:type="dxa"/>
+              <w:right w:w="120" w:type="dxa"/>
+            </w:tcMar>
+          </w:tcPr>
+          <w:p>
+            <w:r>
+              <w:rPr>
+                <w:rFonts w:ascii="Arial" w:hAnsi="Arial"/>
+                <w:color w:val="263238"/>
+                <w:sz w:val="17"/>
+              </w:rPr>
+              <w:t>Obligación de falsear datos o promediar líneas cuando un sembrador ayuda a otro. Pérdida de auditoría de calidad en campo.</w:t>
+            </w:r>
+          </w:p>
+        </w:tc>
+      </w:tr>
+      <w:tr>
+        <w:tc>
+          <w:tcPr>
+            <w:tcW w:type="dxa" w:w="2592"/>
+            <w:shd w:fill="E8F5E9"/>
+            <w:tcMar>
+              <w:top w:w="90" w:type="dxa"/>
+              <w:bottom w:w="90" w:type="dxa"/>
+              <w:left w:w="120" w:type="dxa"/>
+              <w:right w:w="120" w:type="dxa"/>
+            </w:tcMar>
+          </w:tcPr>
+          <w:p>
+            <w:r>
+              <w:rPr>
+                <w:rFonts w:ascii="Arial" w:hAnsi="Arial"/>
+                <w:b/>
+                <w:color w:val="1B5E20"/>
+                <w:sz w:val="17"/>
+              </w:rPr>
+              <w:t>3. Supresión de Sembrador en Propagación (Madres/Bancos)</w:t>
+            </w:r>
+          </w:p>
+        </w:tc>
+        <w:tc>
+          <w:tcPr>
+            <w:tcW w:type="dxa" w:w="1872"/>
+            <w:shd w:fill="E8F5E9"/>
+            <w:tcMar>
+              <w:top w:w="90" w:type="dxa"/>
+              <w:bottom w:w="90" w:type="dxa"/>
+              <w:left w:w="120" w:type="dxa"/>
+              <w:right w:w="120" w:type="dxa"/>
             </w:tcMar>
           </w:tcPr>
           <w:p>
             <w:pPr>
-              <w:spacing w:before="40" w:after="40"/>
+              <w:jc w:val="center"/>
             </w:pPr>
             <w:r>
               <w:rPr>
                 <w:rFonts w:ascii="Arial" w:hAnsi="Arial"/>
-                <w:color w:val="212121"/>
+                <w:b/>
+                <w:color w:val="EF6C00"/>
+                <w:sz w:val="17"/>
+              </w:rPr>
+              <w:t>ALTA</w:t>
+              <w:br/>
+              <w:t>(8.0 / 10)</w:t>
+            </w:r>
+          </w:p>
+        </w:tc>
+        <w:tc>
+          <w:tcPr>
+            <w:tcW w:type="dxa" w:w="2304"/>
+            <w:shd w:fill="E8F5E9"/>
+            <w:tcMar>
+              <w:top w:w="90" w:type="dxa"/>
+              <w:bottom w:w="90" w:type="dxa"/>
+              <w:left w:w="120" w:type="dxa"/>
+              <w:right w:w="120" w:type="dxa"/>
+            </w:tcMar>
+          </w:tcPr>
+          <w:p>
+            <w:r>
+              <w:rPr>
+                <w:rFonts w:ascii="Arial" w:hAnsi="Arial"/>
+                <w:color w:val="263238"/>
                 <w:sz w:val="17"/>
               </w:rPr>
               <w:t>Catálogo de Empleados y Usabilidad Móvil</w:t>
@@ -1854,26 +2506,23 @@
         </w:tc>
         <w:tc>
           <w:tcPr>
-            <w:tcW w:type="dxa" w:w="3168"/>
-            <w:shd w:fill="FFFFFF"/>
+            <w:tcW w:type="dxa" w:w="2592"/>
+            <w:shd w:fill="E8F5E9"/>
             <w:tcMar>
-              <w:top w:w="80" w:type="dxa"/>
-              <w:bottom w:w="80" w:type="dxa"/>
-              <w:left w:w="90" w:type="dxa"/>
-              <w:right w:w="90" w:type="dxa"/>
+              <w:top w:w="90" w:type="dxa"/>
+              <w:bottom w:w="90" w:type="dxa"/>
+              <w:left w:w="120" w:type="dxa"/>
+              <w:right w:w="120" w:type="dxa"/>
             </w:tcMar>
           </w:tcPr>
           <w:p>
-            <w:pPr>
-              <w:spacing w:before="40" w:after="40"/>
-            </w:pPr>
             <w:r>
               <w:rPr>
                 <w:rFonts w:ascii="Arial" w:hAnsi="Arial"/>
-                <w:color w:val="212121"/>
+                <w:color w:val="263238"/>
                 <w:sz w:val="17"/>
               </w:rPr>
-              <w:t>Obligaría a crear 'empleados ficticios' para registrar labores técnicas. Bloqueo injustificado del formulario.</w:t>
+              <w:t>Obligaría a crear 'empleados ficticios' para registrar labores técnicas. Bloqueo injustificado del formulario de captura.</w:t>
             </w:r>
           </w:p>
         </w:tc>
@@ -1882,42 +2531,40 @@
         <w:tc>
           <w:tcPr>
             <w:tcW w:type="dxa" w:w="2592"/>
-            <w:shd w:fill="FAFAFA"/>
+            <w:shd w:fill="FFFFFF"/>
             <w:tcMar>
-              <w:top w:w="80" w:type="dxa"/>
-              <w:bottom w:w="80" w:type="dxa"/>
-              <w:left w:w="90" w:type="dxa"/>
-              <w:right w:w="90" w:type="dxa"/>
+              <w:top w:w="90" w:type="dxa"/>
+              <w:bottom w:w="90" w:type="dxa"/>
+              <w:left w:w="120" w:type="dxa"/>
+              <w:right w:w="120" w:type="dxa"/>
             </w:tcMar>
           </w:tcPr>
           <w:p>
-            <w:pPr>
-              <w:spacing w:before="40" w:after="40"/>
-            </w:pPr>
             <w:r>
               <w:rPr>
                 <w:rFonts w:ascii="Arial" w:hAnsi="Arial"/>
-                <w:color w:val="212121"/>
+                <w:b/>
+                <w:color w:val="1B5E20"/>
                 <w:sz w:val="17"/>
               </w:rPr>
-              <w:t>Exclusión de Rendimiento en Propagación Especial</w:t>
+              <w:t>4. Exclusión de Rendimiento en Propagación Especial</w:t>
             </w:r>
           </w:p>
         </w:tc>
         <w:tc>
           <w:tcPr>
-            <w:tcW w:type="dxa" w:w="1584"/>
-            <w:shd w:fill="FAFAFA"/>
+            <w:tcW w:type="dxa" w:w="1872"/>
+            <w:shd w:fill="FFFFFF"/>
             <w:tcMar>
-              <w:top w:w="80" w:type="dxa"/>
-              <w:bottom w:w="80" w:type="dxa"/>
-              <w:left w:w="90" w:type="dxa"/>
-              <w:right w:w="90" w:type="dxa"/>
+              <w:top w:w="90" w:type="dxa"/>
+              <w:bottom w:w="90" w:type="dxa"/>
+              <w:left w:w="120" w:type="dxa"/>
+              <w:right w:w="120" w:type="dxa"/>
             </w:tcMar>
           </w:tcPr>
           <w:p>
             <w:pPr>
-              <w:spacing w:before="40" w:after="40"/>
+              <w:jc w:val="center"/>
             </w:pPr>
             <w:r>
               <w:rPr>
@@ -1926,29 +2573,28 @@
                 <w:color w:val="C62828"/>
                 <w:sz w:val="17"/>
               </w:rPr>
-              <w:t>CRÍTICA (9.0/10)</w:t>
+              <w:t>CRÍTICA</w:t>
+              <w:br/>
+              <w:t>(9.0 / 10)</w:t>
             </w:r>
           </w:p>
         </w:tc>
         <w:tc>
           <w:tcPr>
-            <w:tcW w:type="dxa" w:w="2592"/>
-            <w:shd w:fill="FAFAFA"/>
+            <w:tcW w:type="dxa" w:w="2304"/>
+            <w:shd w:fill="FFFFFF"/>
             <w:tcMar>
-              <w:top w:w="80" w:type="dxa"/>
-              <w:bottom w:w="80" w:type="dxa"/>
-              <w:left w:w="90" w:type="dxa"/>
-              <w:right w:w="90" w:type="dxa"/>
+              <w:top w:w="90" w:type="dxa"/>
+              <w:bottom w:w="90" w:type="dxa"/>
+              <w:left w:w="120" w:type="dxa"/>
+              <w:right w:w="120" w:type="dxa"/>
             </w:tcMar>
           </w:tcPr>
           <w:p>
-            <w:pPr>
-              <w:spacing w:before="40" w:after="40"/>
-            </w:pPr>
             <w:r>
               <w:rPr>
                 <w:rFonts w:ascii="Arial" w:hAnsi="Arial"/>
-                <w:color w:val="212121"/>
+                <w:color w:val="263238"/>
                 <w:sz w:val="17"/>
               </w:rPr>
               <w:t>Evaluación de Desempeño y Bonificaciones</w:t>
@@ -1957,23 +2603,20 @@
         </w:tc>
         <w:tc>
           <w:tcPr>
-            <w:tcW w:type="dxa" w:w="3168"/>
-            <w:shd w:fill="FAFAFA"/>
+            <w:tcW w:type="dxa" w:w="2592"/>
+            <w:shd w:fill="FFFFFF"/>
             <w:tcMar>
-              <w:top w:w="80" w:type="dxa"/>
-              <w:bottom w:w="80" w:type="dxa"/>
-              <w:left w:w="90" w:type="dxa"/>
-              <w:right w:w="90" w:type="dxa"/>
+              <w:top w:w="90" w:type="dxa"/>
+              <w:bottom w:w="90" w:type="dxa"/>
+              <w:left w:w="120" w:type="dxa"/>
+              <w:right w:w="120" w:type="dxa"/>
             </w:tcMar>
           </w:tcPr>
           <w:p>
-            <w:pPr>
-              <w:spacing w:before="40" w:after="40"/>
-            </w:pPr>
             <w:r>
               <w:rPr>
                 <w:rFonts w:ascii="Arial" w:hAnsi="Arial"/>
-                <w:color w:val="212121"/>
+                <w:color w:val="263238"/>
                 <w:sz w:val="17"/>
               </w:rPr>
               <w:t>Distorsión grave de rankings de sembradores. Operarios técnicos aparecerían con pésimo rendimiento injustamente.</w:t>
@@ -1985,42 +2628,40 @@
         <w:tc>
           <w:tcPr>
             <w:tcW w:type="dxa" w:w="2592"/>
-            <w:shd w:fill="FFFFFF"/>
+            <w:shd w:fill="E8F5E9"/>
             <w:tcMar>
-              <w:top w:w="80" w:type="dxa"/>
-              <w:bottom w:w="80" w:type="dxa"/>
-              <w:left w:w="90" w:type="dxa"/>
-              <w:right w:w="90" w:type="dxa"/>
+              <w:top w:w="90" w:type="dxa"/>
+              <w:bottom w:w="90" w:type="dxa"/>
+              <w:left w:w="120" w:type="dxa"/>
+              <w:right w:w="120" w:type="dxa"/>
             </w:tcMar>
           </w:tcPr>
           <w:p>
-            <w:pPr>
-              <w:spacing w:before="40" w:after="40"/>
-            </w:pPr>
             <w:r>
               <w:rPr>
                 <w:rFonts w:ascii="Arial" w:hAnsi="Arial"/>
-                <w:color w:val="212121"/>
+                <w:b/>
+                <w:color w:val="1B5E20"/>
                 <w:sz w:val="17"/>
               </w:rPr>
-              <w:t>Bloqueo Temporal de Inmutabilidad a 2 Días</w:t>
+              <w:t>5. Bloqueo Temporal de Inmutabilidad a 2 Días</w:t>
             </w:r>
           </w:p>
         </w:tc>
         <w:tc>
           <w:tcPr>
-            <w:tcW w:type="dxa" w:w="1584"/>
-            <w:shd w:fill="FFFFFF"/>
+            <w:tcW w:type="dxa" w:w="1872"/>
+            <w:shd w:fill="E8F5E9"/>
             <w:tcMar>
-              <w:top w:w="80" w:type="dxa"/>
-              <w:bottom w:w="80" w:type="dxa"/>
-              <w:left w:w="90" w:type="dxa"/>
-              <w:right w:w="90" w:type="dxa"/>
+              <w:top w:w="90" w:type="dxa"/>
+              <w:bottom w:w="90" w:type="dxa"/>
+              <w:left w:w="120" w:type="dxa"/>
+              <w:right w:w="120" w:type="dxa"/>
             </w:tcMar>
           </w:tcPr>
           <w:p>
             <w:pPr>
-              <w:spacing w:before="40" w:after="40"/>
+              <w:jc w:val="center"/>
             </w:pPr>
             <w:r>
               <w:rPr>
@@ -2029,7 +2670,128 @@
                 <w:color w:val="C62828"/>
                 <w:sz w:val="17"/>
               </w:rPr>
-              <w:t>CRÍTICA (10.0/10)</w:t>
+              <w:t>CRÍTICA</w:t>
+              <w:br/>
+              <w:t>(10.0 / 10)</w:t>
+            </w:r>
+          </w:p>
+        </w:tc>
+        <w:tc>
+          <w:tcPr>
+            <w:tcW w:type="dxa" w:w="2304"/>
+            <w:shd w:fill="E8F5E9"/>
+            <w:tcMar>
+              <w:top w:w="90" w:type="dxa"/>
+              <w:bottom w:w="90" w:type="dxa"/>
+              <w:left w:w="120" w:type="dxa"/>
+              <w:right w:w="120" w:type="dxa"/>
+            </w:tcMar>
+          </w:tcPr>
+          <w:p>
+            <w:r>
+              <w:rPr>
+                <w:rFonts w:ascii="Arial" w:hAnsi="Arial"/>
+                <w:color w:val="263238"/>
+                <w:sz w:val="17"/>
+              </w:rPr>
+              <w:t>Gobernanza de Datos, ERP y Auditoría Contable</w:t>
+            </w:r>
+          </w:p>
+        </w:tc>
+        <w:tc>
+          <w:tcPr>
+            <w:tcW w:type="dxa" w:w="2592"/>
+            <w:shd w:fill="E8F5E9"/>
+            <w:tcMar>
+              <w:top w:w="90" w:type="dxa"/>
+              <w:bottom w:w="90" w:type="dxa"/>
+              <w:left w:w="120" w:type="dxa"/>
+              <w:right w:w="120" w:type="dxa"/>
+            </w:tcMar>
+          </w:tcPr>
+          <w:p>
+            <w:r>
+              <w:rPr>
+                <w:rFonts w:ascii="Arial" w:hAnsi="Arial"/>
+                <w:color w:val="263238"/>
+                <w:sz w:val="17"/>
+              </w:rPr>
+              <w:t>Riesgo de fraude, borrado accidental de siembras históricas y desincronización caótica con Microsoft Access.</w:t>
+            </w:r>
+          </w:p>
+        </w:tc>
+      </w:tr>
+      <w:tr>
+        <w:tc>
+          <w:tcPr>
+            <w:tcW w:type="dxa" w:w="2592"/>
+            <w:shd w:fill="FFFFFF"/>
+            <w:tcMar>
+              <w:top w:w="90" w:type="dxa"/>
+              <w:bottom w:w="90" w:type="dxa"/>
+              <w:left w:w="120" w:type="dxa"/>
+              <w:right w:w="120" w:type="dxa"/>
+            </w:tcMar>
+          </w:tcPr>
+          <w:p>
+            <w:r>
+              <w:rPr>
+                <w:rFonts w:ascii="Arial" w:hAnsi="Arial"/>
+                <w:b/>
+                <w:color w:val="1B5E20"/>
+                <w:sz w:val="17"/>
+              </w:rPr>
+              <w:t>6. Gamificación, Podio y Reportes PDF</w:t>
+            </w:r>
+          </w:p>
+        </w:tc>
+        <w:tc>
+          <w:tcPr>
+            <w:tcW w:type="dxa" w:w="1872"/>
+            <w:shd w:fill="FFFFFF"/>
+            <w:tcMar>
+              <w:top w:w="90" w:type="dxa"/>
+              <w:bottom w:w="90" w:type="dxa"/>
+              <w:left w:w="120" w:type="dxa"/>
+              <w:right w:w="120" w:type="dxa"/>
+            </w:tcMar>
+          </w:tcPr>
+          <w:p>
+            <w:pPr>
+              <w:jc w:val="center"/>
+            </w:pPr>
+            <w:r>
+              <w:rPr>
+                <w:rFonts w:ascii="Arial" w:hAnsi="Arial"/>
+                <w:b/>
+                <w:color w:val="EF6C00"/>
+                <w:sz w:val="17"/>
+              </w:rPr>
+              <w:t>MEDIA-ALTA</w:t>
+              <w:br/>
+              <w:t>(7.5 / 10)</w:t>
+            </w:r>
+          </w:p>
+        </w:tc>
+        <w:tc>
+          <w:tcPr>
+            <w:tcW w:type="dxa" w:w="2304"/>
+            <w:shd w:fill="FFFFFF"/>
+            <w:tcMar>
+              <w:top w:w="90" w:type="dxa"/>
+              <w:bottom w:w="90" w:type="dxa"/>
+              <w:left w:w="120" w:type="dxa"/>
+              <w:right w:w="120" w:type="dxa"/>
+            </w:tcMar>
+          </w:tcPr>
+          <w:p>
+            <w:r>
+              <w:rPr>
+                <w:rFonts w:ascii="Arial" w:hAnsi="Arial"/>
+                <w:color w:val="263238"/>
+                <w:sz w:val="17"/>
+              </w:rPr>
+              <w:t>Supervisión Diaria y Motivación Laboral</w:t>
             </w:r>
           </w:p>
         </w:tc>
@@ -2038,48 +2800,117 @@
             <w:tcW w:type="dxa" w:w="2592"/>
             <w:shd w:fill="FFFFFF"/>
             <w:tcMar>
-              <w:top w:w="80" w:type="dxa"/>
-              <w:bottom w:w="80" w:type="dxa"/>
-              <w:left w:w="90" w:type="dxa"/>
-              <w:right w:w="90" w:type="dxa"/>
+              <w:top w:w="90" w:type="dxa"/>
+              <w:bottom w:w="90" w:type="dxa"/>
+              <w:left w:w="120" w:type="dxa"/>
+              <w:right w:w="120" w:type="dxa"/>
             </w:tcMar>
           </w:tcPr>
           <w:p>
-            <w:pPr>
-              <w:spacing w:before="40" w:after="40"/>
-            </w:pPr>
             <w:r>
               <w:rPr>
                 <w:rFonts w:ascii="Arial" w:hAnsi="Arial"/>
-                <w:color w:val="212121"/>
+                <w:color w:val="263238"/>
                 <w:sz w:val="17"/>
               </w:rPr>
-              <w:t>Gobernanza de Datos, ERP y Auditoría Contable</w:t>
+              <w:t>Pérdida de motivación y clima competitivo. Retorno a transcripción manual de reportes en papel o Excel.</w:t>
+            </w:r>
+          </w:p>
+        </w:tc>
+      </w:tr>
+      <w:tr>
+        <w:tc>
+          <w:tcPr>
+            <w:tcW w:type="dxa" w:w="2592"/>
+            <w:shd w:fill="FFF3E0"/>
+            <w:tcMar>
+              <w:top w:w="90" w:type="dxa"/>
+              <w:bottom w:w="90" w:type="dxa"/>
+              <w:left w:w="120" w:type="dxa"/>
+              <w:right w:w="120" w:type="dxa"/>
+            </w:tcMar>
+          </w:tcPr>
+          <w:p>
+            <w:r>
+              <w:rPr>
+                <w:rFonts w:ascii="Arial" w:hAnsi="Arial"/>
+                <w:b/>
+                <w:color w:val="1B5E20"/>
+                <w:sz w:val="17"/>
+              </w:rPr>
+              <w:t>7. Servidor Backend e Iniciar Backend (iniciar_backend.bat)</w:t>
             </w:r>
           </w:p>
         </w:tc>
         <w:tc>
           <w:tcPr>
-            <w:tcW w:type="dxa" w:w="3168"/>
-            <w:shd w:fill="FFFFFF"/>
+            <w:tcW w:type="dxa" w:w="1872"/>
+            <w:shd w:fill="FFF3E0"/>
             <w:tcMar>
-              <w:top w:w="80" w:type="dxa"/>
-              <w:bottom w:w="80" w:type="dxa"/>
-              <w:left w:w="90" w:type="dxa"/>
-              <w:right w:w="90" w:type="dxa"/>
+              <w:top w:w="90" w:type="dxa"/>
+              <w:bottom w:w="90" w:type="dxa"/>
+              <w:left w:w="120" w:type="dxa"/>
+              <w:right w:w="120" w:type="dxa"/>
             </w:tcMar>
           </w:tcPr>
           <w:p>
             <w:pPr>
-              <w:spacing w:before="40" w:after="40"/>
+              <w:jc w:val="center"/>
             </w:pPr>
             <w:r>
               <w:rPr>
                 <w:rFonts w:ascii="Arial" w:hAnsi="Arial"/>
-                <w:color w:val="212121"/>
+                <w:b/>
+                <w:color w:val="D50000"/>
                 <w:sz w:val="17"/>
               </w:rPr>
-              <w:t>Riesgo de fraude, borrado accidental de siembras históricas y desincronización caótica con Microsoft Access.</w:t>
+              <w:t>CRÍTICA ABSOLUTA</w:t>
+              <w:br/>
+              <w:t>(10.0 / 10)</w:t>
+            </w:r>
+          </w:p>
+        </w:tc>
+        <w:tc>
+          <w:tcPr>
+            <w:tcW w:type="dxa" w:w="2304"/>
+            <w:shd w:fill="FFF3E0"/>
+            <w:tcMar>
+              <w:top w:w="90" w:type="dxa"/>
+              <w:bottom w:w="90" w:type="dxa"/>
+              <w:left w:w="120" w:type="dxa"/>
+              <w:right w:w="120" w:type="dxa"/>
+            </w:tcMar>
+          </w:tcPr>
+          <w:p>
+            <w:r>
+              <w:rPr>
+                <w:rFonts w:ascii="Arial" w:hAnsi="Arial"/>
+                <w:color w:val="263238"/>
+                <w:sz w:val="17"/>
+              </w:rPr>
+              <w:t>Infraestructura, Conectividad y Base de Datos Access</w:t>
+            </w:r>
+          </w:p>
+        </w:tc>
+        <w:tc>
+          <w:tcPr>
+            <w:tcW w:type="dxa" w:w="2592"/>
+            <w:shd w:fill="FFF3E0"/>
+            <w:tcMar>
+              <w:top w:w="90" w:type="dxa"/>
+              <w:bottom w:w="90" w:type="dxa"/>
+              <w:left w:w="120" w:type="dxa"/>
+              <w:right w:w="120" w:type="dxa"/>
+            </w:tcMar>
+          </w:tcPr>
+          <w:p>
+            <w:r>
+              <w:rPr>
+                <w:rFonts w:ascii="Arial" w:hAnsi="Arial"/>
+                <w:color w:val="263238"/>
+                <w:sz w:val="17"/>
+              </w:rPr>
+              <w:t>Incomunicación total de celulares. Imposibilidad de sincronizar con Access. Riesgo fatal de corrupción de la BD de 865 MB.</w:t>
             </w:r>
           </w:p>
         </w:tc>
@@ -2087,37 +2918,54 @@
     </w:tbl>
     <w:p>
       <w:pPr>
-        <w:spacing w:after="240"/>
+        <w:spacing w:before="160" w:after="160"/>
       </w:pPr>
     </w:p>
     <w:p>
+      <w:pPr>
+        <w:keepNext/>
+        <w:spacing w:before="280" w:after="120"/>
+      </w:pPr>
       <w:r>
         <w:rPr>
           <w:rFonts w:ascii="Arial" w:hAnsi="Arial"/>
           <w:b/>
           <w:color w:val="1B5E20"/>
-          <w:sz w:val="30"/>
+          <w:sz w:val="28"/>
         </w:rPr>
-        <w:t>8. Conclusiones y Dictamen de Calidad de Software</w:t>
+        <w:t>9. Conclusiones, Arquitectura Integral y Dictamen de Calidad de Software</w:t>
       </w:r>
     </w:p>
     <w:p>
+      <w:pPr>
+        <w:spacing w:before="40" w:after="100" w:line="276" w:lineRule="auto"/>
+      </w:pPr>
       <w:r>
-        <w:t>Cada uno de los componentes analizados en este informe responde a una necesidad agronómica, operativa o de gobernanza concreta de Buenavista Flowers. No existen funcionalidades accesorias o redundantes en la arquitectura del sistema:</w:t>
+        <w:rPr>
+          <w:rFonts w:ascii="Arial" w:hAnsi="Arial"/>
+          <w:color w:val="263238"/>
+          <w:sz w:val="19"/>
+        </w:rPr>
+        <w:t>Cada uno de los 7 componentes analizados en este informe técnico responde a una necesidad agronómica, operativa, de infraestructura o de gobernanza concreta de Buenavista Flowers. No existen funcionalidades accesorias o redundantes en la arquitectura del sistema:</w:t>
         <w:br/>
-        <w:t>• La sinergia entre la partición bilateral (13/12 y 11/11) y el modo mixto 'Pasó al otro lado' garantiza que la aplicación móvil refleje la realidad física del invernadero con 100% de precisión matemática.</w:t>
         <w:br/>
-        <w:t>• El desacoplamiento y exclusión de plantas madre, bancos y núcleos preserva la pureza de la nómina y de los KPIs de productividad.</w:t>
+        <w:t>• Sinergia Matemática y Física: La combinación de la división bilateral (13/12 y 11/11) junto al régimen transversal 'Pasó al otro lado' garantiza que la aplicación móvil refleje exactamente la realidad física del invernadero con 100% de precisión matemática.</w:t>
         <w:br/>
-        <w:t>• La regla de inmutabilidad a 2 días protege el patrimonio contable de la empresa evitando alteraciones retroactivas no autorizadas.</w:t>
+        <w:t>• Pureza de Nómina y Rendimiento: El desacoplamiento y exclusión de plantas madre, bancos y núcleos preserva la legitimidad de las tablas salariales y evita castigar injustamente a operarios calificados en labores técnicas de propagación.</w:t>
         <w:br/>
-        <w:t>El sistema en su versión actual v1.1.0 ha sido validado satisfactoriamente en hardware real (Motorola Moto G52) y representa un estándar de excelencia en ingeniería de software aplicada a la agroindustria de exportación.</w:t>
+        <w:t>• Blindaje y Gobernanza Contable: La regla de inmutabilidad a 2 días (48 horas) congela los datos móviles y centraliza las correcciones de auditoría en Microsoft Access.</w:t>
+        <w:br/>
+        <w:t>• Robustez de Infraestructura Backend: El servidor FastAPI con 'iniciar_backend.bat' actúa como el corazón del sistema, habilitando la arquitectura Offline-First y protegiendo la base de datos empresarial de 865 MB contra concurrencias destructivas mediante 'db_lock' y respaldos continuos en 'backups_seguridad/'.</w:t>
+        <w:br/>
+        <w:br/>
+        <w:t>El sistema integral en su versión de producción v1.1.0 ha sido verificado satisfactoriamente en hardware real (Motorola Moto G52) y en el servidor local de Windows, certificando su estabilidad, fiabilidad y preparación para operaciones continuas de exportación.</w:t>
       </w:r>
     </w:p>
     <w:tbl>
       <w:tblPr>
         <w:tblW w:type="auto" w:w="0"/>
         <w:jc w:val="center"/>
+        <w:tblLayout w:type="fixed"/>
         <w:tblLook w:firstColumn="1" w:firstRow="1" w:lastColumn="0" w:lastRow="0" w:noHBand="0" w:noVBand="1" w:val="04A0"/>
       </w:tblPr>
       <w:tblGrid>
@@ -2129,15 +2977,21 @@
             <w:tcW w:type="dxa" w:w="9360"/>
             <w:shd w:fill="E8F5E9"/>
             <w:tcMar>
-              <w:top w:w="120" w:type="dxa"/>
-              <w:bottom w:w="120" w:type="dxa"/>
-              <w:left w:w="150" w:type="dxa"/>
-              <w:right w:w="150" w:type="dxa"/>
+              <w:top w:w="140" w:type="dxa"/>
+              <w:bottom w:w="140" w:type="dxa"/>
+              <w:left w:w="200" w:type="dxa"/>
+              <w:right w:w="200" w:type="dxa"/>
             </w:tcMar>
+            <w:tcBorders>
+              <w:left w:val="single" w:sz="36" w:space="0" w:color="2E7D32"/>
+              <w:top w:val="none"/>
+              <w:right w:val="none"/>
+              <w:bottom w:val="none"/>
+            </w:tcBorders>
           </w:tcPr>
           <w:p>
             <w:pPr>
-              <w:jc w:val="center"/>
+              <w:spacing w:before="40" w:after="40"/>
             </w:pPr>
             <w:r>
               <w:rPr>
@@ -2149,10 +3003,15 @@
               <w:t>CERTIFICACIÓN Y CONFORMIDAD TÉCNICA DE DESARROLLO</w:t>
               <w:br/>
             </w:r>
+          </w:p>
+          <w:p>
+            <w:pPr>
+              <w:spacing w:before="40" w:after="40" w:line="276" w:lineRule="auto"/>
+            </w:pPr>
             <w:r>
               <w:rPr>
                 <w:rFonts w:ascii="Arial" w:hAnsi="Arial"/>
-                <w:color w:val="333333"/>
+                <w:color w:val="263238"/>
                 <w:sz w:val="19"/>
               </w:rPr>
               <w:t>Ingeniero de Software: Fernan Julián Pérez Gutiérrez (@FernanJPG1)</w:t>
@@ -2160,6 +3019,8 @@
               <w:t>Contacto: fernansecr@gmail.com • Departamento de Tecnología Buenavista Flowers</w:t>
               <w:br/>
               <w:t>Fecha de Emisión: Octubre 6 de 2026 • Estado: Documento Aprobado y Certificado</w:t>
+              <w:br/>
+              <w:t>Repositorio Oficial: FernanJPG1/PROYECTO_SIEMBRAS (Branch: main)</w:t>
             </w:r>
           </w:p>
         </w:tc>

--- a/EXPLICACION_TECNICA_DESARROLLOS_SIEMBRAS.docx
+++ b/EXPLICACION_TECNICA_DESARROLLOS_SIEMBRAS.docx
@@ -148,7 +148,7 @@
                 <w:color w:val="263238"/>
                 <w:sz w:val="18"/>
               </w:rPr>
-              <w:t>Versión 1.1.0 — Compilación de Producción Android + Suite Backend (Octubre 2026)</w:t>
+              <w:t>Versión 1.1.0 — Compilación Android + Suite Backend (Octubre 2026)</w:t>
             </w:r>
           </w:p>
         </w:tc>
@@ -267,7 +267,7 @@
                 <w:color w:val="1B5E20"/>
                 <w:sz w:val="18"/>
               </w:rPr>
-              <w:t>Componentes Analizados</w:t>
+              <w:t>Cultivos con División Bilateral</w:t>
             </w:r>
           </w:p>
         </w:tc>
@@ -289,7 +289,7 @@
                 <w:color w:val="263238"/>
                 <w:sz w:val="18"/>
               </w:rPr>
-              <w:t>División Bilateral, Modo Mixto, Áreas de Propagación, Motor Rendimiento, Inmutabilidad 48h, PDF Gamificado y Servidor Backend</w:t>
+              <w:t>Pompón (13/12), Cremón (11/11), Matsumoto (8/7) y Girasol (6/6)</w:t>
             </w:r>
           </w:p>
         </w:tc>
@@ -369,11 +369,11 @@
       <w:r>
         <w:rPr>
           <w:rFonts w:ascii="Arial" w:hAnsi="Arial"/>
-          <w:b w:val="0"/>
+          <w:b/>
           <w:color w:val="263238"/>
           <w:sz w:val="19"/>
         </w:rPr>
-        <w:t>1. Módulo de División Bilateral de Camas (Pompón 13/12 y Cremón 11/11)</w:t>
+        <w:t>1. Módulo de División Bilateral de Camas (Pompón 13/12, Cremón 11/11, Matsumoto 8/7 y Girasol 6/6)</w:t>
       </w:r>
     </w:p>
     <w:p>
@@ -513,7 +513,7 @@
           <w:color w:val="1B5E20"/>
           <w:sz w:val="28"/>
         </w:rPr>
-        <w:t>1. Módulo de División Bilateral de Camas (Pompón y Cremón)</w:t>
+        <w:t>1. Módulo de División Bilateral de Camas (Pompón, Cremón, Matsumoto y Girasol)</w:t>
       </w:r>
     </w:p>
     <w:tbl>
@@ -555,7 +555,7 @@
                 <w:color w:val="2E7D32"/>
                 <w:sz w:val="21"/>
               </w:rPr>
-              <w:t>🌱 Principio Agronómico de la Cama Dividida</w:t>
+              <w:t>🌱 Principio Agronómico de la Cama Dividida en Cuatro Cultivos Principales</w:t>
               <w:br/>
             </w:r>
           </w:p>
@@ -569,7 +569,15 @@
                 <w:color w:val="333333"/>
                 <w:sz w:val="19"/>
               </w:rPr>
-              <w:t>En los invernaderos comerciales de Buenavista Flowers, una cama de flores estándar no es sembrada por una sola persona avanzando sobre toda la superficie. Físicamente se siembra por cuadrillas de dos sembradores ubicados en costados opuestos (Lado A y Lado B). Debido a la disposición de las mallas y las líneas de goteros, la densidad física por línea varía entre cada lado.</w:t>
+              <w:t>En los invernaderos comerciales de Buenavista Flowers, una cama de flores estándar no es sembrada por una sola persona avanzando sobre toda la superficie. Físicamente se siembra por cuadrillas de dos sembradores ubicados en costados opuestos (Lado A y Lado B). Debido a la disposición de las mallas y las líneas de goteros, la densidad física por línea varía entre cada lado según el cultivo:</w:t>
+              <w:br/>
+              <w:t>• Pompón: Total 25 esquejes/línea (Lado A = 13 | Lado B = 12)</w:t>
+              <w:br/>
+              <w:t>• Cremón: Total 22 esquejes/línea (Lado A = 11 | Lado B = 11)</w:t>
+              <w:br/>
+              <w:t>• Matsumoto: Total 15 esquejes/línea (Lado A = 8 | Lado B = 7)</w:t>
+              <w:br/>
+              <w:t>• Girasol: Total 12 plantas/línea (Lado A = 6 | Lado B = 6)</w:t>
             </w:r>
           </w:p>
         </w:tc>
@@ -605,11 +613,15 @@
           <w:color w:val="263238"/>
           <w:sz w:val="19"/>
         </w:rPr>
-        <w:t>Se implementó una arquitectura de partición bilateral en el formulario de captura móvil (lib/screens/form_siembra_pompon_screen.dart) que reconoce la geometría de la cama y permite registrar individualmente la labor de cada sembrador según el lado físico asignado:</w:t>
+        <w:t>Se implementó una arquitectura de partición bilateral en el formulario de captura móvil (lib/screens/form_siembra_pompon_screen.dart) que reconoce la geometría de la cama y permite registrar individualmente la labor de cada sembrador según el lado físico asignado para cuatro especies botánicas:</w:t>
         <w:br/>
-        <w:t>• Para Pompón: Total de 25 esquejes por línea (Lado A = 13 esquejes/línea | Lado B = 12 esquejes/línea).</w:t>
+        <w:t>• Pompón (Chrysanthemum): 25 esquejes por línea (Lado A = 13 esq/l | Lado B = 12 esq/l).</w:t>
         <w:br/>
-        <w:t>• Para Cremón: Total de 22 esquejes por línea (Lado A = 11 esquejes/línea | Lado B = 11 esquejes/línea).</w:t>
+        <w:t>• Cremón (Disbud / Fuji): 22 esquejes por línea (Lado A = 11 esq/l | Lado B = 11 esq/l).</w:t>
+        <w:br/>
+        <w:t>• Matsumoto (Aster): 15 esquejes por línea (Lado A = 8 esq/l | Lado B = 7 esq/l).</w:t>
+        <w:br/>
+        <w:t>• Girasol (Sunflower): 12 plantas por línea (Lado A = 6 plantas/l | Lado B = 6 plantas/l).</w:t>
         <w:br/>
         <w:t>• Se integró un selector táctil animado con cuatro opciones: [Lado A], [Lado B], [Cama Completa] y [Pasó al otro lado].</w:t>
         <w:br/>
@@ -643,9 +655,9 @@
         </w:rPr>
         <w:t>Sirve para eliminar las discrepancias de inventario vegetal y saldar con absoluta equidad la nómina y el rendimiento de los trabajadores:</w:t>
         <w:br/>
-        <w:t>• Elimina el error tradicional donde se promediaban 25 esquejes entre dos operarios (12.5 ficticio) generando descuadres contables.</w:t>
+        <w:t>• Elimina el error tradicional donde se promediaban los esquejes entre dos operarios generando descuadres contables sistemáticos.</w:t>
         <w:br/>
-        <w:t>• Reconoce que quien sembró el Lado A en pompón plantó 13 esquejes por cada línea, mientras que quien sembró el Lado B plantó 12. En una cama de 130 líneas, esto representa 1.690 esquejes en el Lado A contra 1.560 en el Lado B (una diferencia real de 130 plantas por cama).</w:t>
+        <w:t>• Reconoce la diferencia real entre costados: en Pompón, quien siembra el Lado A planta 13 esquejes/línea y en el Lado B planta 12 (130 plantas de diferencia por cama). En Matsumoto, quien siembra el Lado A planta 8 esquejes/línea y en el Lado B planta 7 (130 plantas de diferencia en cama de 130 líneas). En Cremón (11/11) y Girasol (6/6), equilibra matemáticamente la repartición a mitades exactas.</w:t>
         <w:br/>
         <w:t>• Permite registrar el avance individual de cada sembrador inmediatamente al terminar su costado sin esperar a que el compañero termine.</w:t>
       </w:r>
@@ -675,9 +687,17 @@
           <w:color w:val="263238"/>
           <w:sz w:val="19"/>
         </w:rPr>
-        <w:t>1. Detección Inteligente del Cultivo: El getter _tieneDivisionDosLados identifica si el cultivo actual es Pompón o Cremón (tanto por nombre de cultivo como por familia botánica en el catálogo).</w:t>
+        <w:t>1. Detección Inteligente del Cultivo: El getter _tieneDivisionDosLados identifica si el cultivo actual es Pompón, Cremón, Matsumoto o Girasol (tanto por nombre de cultivo como por familias botánicas 147, 193, 200, 148, 114, 118, 262, 213 en el catálogo).</w:t>
         <w:br/>
-        <w:t>2. Asignación de Parámetros: Los getters _densidadLadoA y _densidadLadoB devuelven 13 y 12 para Pompón, o 11 y 11 para Cremón.</w:t>
+        <w:t>2. Asignación de Parámetros: Los getters _densidadLadoA y _densidadLadoB devuelven dinámicamente:</w:t>
+        <w:br/>
+        <w:t xml:space="preserve">   - Pompón: 13 (Lado A) y 12 (Lado B).</w:t>
+        <w:br/>
+        <w:t xml:space="preserve">   - Cremón: 11 (Lado A) y 11 (Lado B).</w:t>
+        <w:br/>
+        <w:t xml:space="preserve">   - Matsumoto: 8 (Lado A) y 7 (Lado B).</w:t>
+        <w:br/>
+        <w:t xml:space="preserve">   - Girasol: 6 (Lado A) y 6 (Lado B).</w:t>
         <w:br/>
         <w:t>3. Recálculo Reactivo (_recalcularTallosPorLineas): Al digitar el número de líneas, el sistema evalúa el estado de _ladoSeleccionado:</w:t>
         <w:br/>
@@ -685,9 +705,9 @@
         <w:br/>
         <w:t xml:space="preserve">   - Si es 'LADO_B': Tallos = Líneas × _densidadLadoB.</w:t>
         <w:br/>
-        <w:t xml:space="preserve">   - Si es 'AMBOS': Tallos = Líneas × (_densidadLadoA + _densidadLadoB) [25 o 22].</w:t>
+        <w:t xml:space="preserve">   - Si es 'AMBOS': Tallos = Líneas × (_densidadLadoA + _densidadLadoB) [25, 22, 15 o 12].</w:t>
         <w:br/>
-        <w:t>4. Persistencia en Base de Datos: Al guardar, se inyecta en el campo observaciones la etiqueta formal 'LADO A (13 esq/lín)' o 'LADO B (12 esq/lín)', asegurando trazabilidad plena en SQLite local y en las tablas de Microsoft Access al sincronizar.</w:t>
+        <w:t>4. Persistencia en Base de Datos: Al guardar, se inyecta en el campo observaciones la etiqueta formal auditada ('LADO A (8 esq/lín)', 'LADO B (7 esq/lín)', 'LADO A (6 esq/lín)', etc.), asegurando trazabilidad plena en SQLite local y en Microsoft Access al sincronizar.</w:t>
       </w:r>
     </w:p>
     <w:p>
@@ -758,11 +778,11 @@
                 <w:color w:val="333333"/>
                 <w:sz w:val="19"/>
               </w:rPr>
-              <w:t>• Descuadre Sistemático de Inventario: Se generarían diferencias de cientos de miles de esquejes al mes entre lo reportado en las planillas y el conteo físico en campo.</w:t>
+              <w:t>• Descuadre Sistemático de Inventario: Se generarían diferencias de cientos de miles de esquejes al mes entre lo reportado en las planillas y el conteo físico en campo para los cuatro cultivos principales.</w:t>
               <w:br/>
-              <w:t>• Injusticia en la Nómina Laboral: El sembrador del Lado A (que siembra 13 esquejes/línea) recibiría la misma remuneración que quien siembra 12 en el Lado B, provocando quejas y reclamos de los trabajadores.</w:t>
+              <w:t>• Injusticia en la Nómina Laboral: En Pompón y Matsumoto, quien siembra el lado de mayor densidad recibiría la misma remuneración que quien sembró menos esquejes, provocando disputas y reclamos legítimos.</w:t>
               <w:br/>
-              <w:t>• Imposibilidad de Siembra Asíncrona: Forzaría a que ambos sembradores tengan que registrar juntos la cama completa obligatoriamente, perdiéndose la captura en tiempo real cuando uno se va a almorzar, se enferma o es reubicado.</w:t>
+              <w:t>• Imposibilidad de Siembra Asíncrona: Forzaría a que ambos sembradores tengan que registrar juntos la cama completa obligatoriamente, perdiéndose la captura en tiempo real cuando uno se retira o avanza más rápido.</w:t>
             </w:r>
           </w:p>
         </w:tc>
@@ -813,7 +833,7 @@
           <w:color w:val="263238"/>
           <w:sz w:val="19"/>
         </w:rPr>
-        <w:t>Se diseñó una funcionalidad de siembra mixta transversal activada mediante el botón 'Pasó al otro lado'. Cuando este modo se activa, la interfaz transforma el campo único de líneas en dos entradas numéricas independientes: 'Líneas Lado A' y 'Líneas Lado B', con controladores separados (_lineasLadoAController y _lineasLadoBController) y un banner de cálculo dinámico ponderado.</w:t>
+        <w:t>Se diseñó una funcionalidad de siembra mixta transversal activada mediante el botón 'Pasó al otro lado'. Cuando este modo se activa, la interfaz transforma el campo único de líneas en dos entradas numéricas independientes: 'Líneas Lado A' y 'Líneas Lado B', con controladores separados (_lineasLadoAController y _lineasLadoBController) y un banner de cálculo dinámico ponderado adaptado a cada cultivo.</w:t>
       </w:r>
     </w:p>
     <w:p>
@@ -841,9 +861,9 @@
           <w:color w:val="263238"/>
           <w:sz w:val="19"/>
         </w:rPr>
-        <w:t>Resuelve un escenario cotidiano en los invernaderos: los sembradores no avanzan a la misma velocidad. Si el sembrador del Lado A es más rápido y termina sus 130 líneas mientras a su compañero en el Lado B aún le faltan 30 líneas, el trabajador más rápido no se queda de brazos cruzados: se cruza al Lado B y siembra esas 30 líneas faltantes para que la cama quede lista.</w:t>
+        <w:t>Resuelve un escenario cotidiano en los invernaderos: los sembradores no avanzan a la misma velocidad. Si el sembrador del Lado A es más rápido y termina su lado mientras a su compañero en el Lado B aún le faltan líneas, el trabajador más rápido no se detiene: se cruza al Lado B y siembra esas líneas faltantes para que la cama quede lista.</w:t>
         <w:br/>
-        <w:t>Esta función permite reconocer y liquidar exactamente las líneas sembradas en su lado original (a 13 o 11 esq/l) más las líneas sembradas en el lado opuesto (a 12 o 11 esq/l) en un solo registro transparente y auditado.</w:t>
+        <w:t>Esta función permite reconocer y liquidar exactamente las líneas sembradas en su lado original más las líneas sembradas en el lado opuesto (ej. Pompón a 13 y 12, Matsumoto a 8 y 7, Cremón a 11 y 11, Girasol a 6 y 6) en un solo registro transparente y auditado.</w:t>
       </w:r>
     </w:p>
     <w:p>
@@ -873,7 +893,15 @@
         </w:rPr>
         <w:t>1. Conmutación de Modo: Al presionar [Pasó al otro lado], el estado _ladoSeleccionado pasa a 'MIXTO'.</w:t>
         <w:br/>
-        <w:t>2. Transformación de UI: Se oculta el campo simple de líneas y se renderiza un Row con dos TextFormFields: [Lado A (13 esq/l)] y [Lado B (12 esq/l)].</w:t>
+        <w:t>2. Transformación de UI: Se oculta el campo simple de líneas y se renderiza un Row con dos TextFormFields con labels dinámicos:</w:t>
+        <w:br/>
+        <w:t xml:space="preserve">   - Pompón: [Lado A (13 esq/l)] y [Lado B (12 esq/l)]</w:t>
+        <w:br/>
+        <w:t xml:space="preserve">   - Cremón: [Lado A (11 esq/l)] y [Lado B (11 esq/l)]</w:t>
+        <w:br/>
+        <w:t xml:space="preserve">   - Matsumoto: [Lado A (8 esq/l)] y [Lado B (7 esq/l)]</w:t>
+        <w:br/>
+        <w:t xml:space="preserve">   - Girasol: [Lado A (6 esq/l)] y [Lado B (6 esq/l)]</w:t>
         <w:br/>
         <w:t>3. Algoritmo de Cálculo Ponderado:</w:t>
         <w:br/>
@@ -881,9 +909,9 @@
         <w:br/>
         <w:t xml:space="preserve">       Líneas Totales de Referencia = max(Líneas_A, Líneas_B)</w:t>
         <w:br/>
-        <w:t>4. Alerta de Sobredensidad Integrada: Si la sumatoria supera el umbral máximo de la cama (4.050 en pompón, 3.645 en cremón), el banner se tiñe de rojo advirtiendo el exceso antes de intentar guardar.</w:t>
+        <w:t>4. Alerta de Sobredensidad Integrada: Si la sumatoria supera el umbral máximo de la cama para la variedad, el banner se tiñe de rojo advirtiendo el exceso antes de intentar guardar.</w:t>
         <w:br/>
-        <w:t>5. Auditoría en Base de Datos: El sistema serializa automáticamente la cadena: 'MIXTO: Lado A (X lín) + Lado B (Y lín)', anexándola a la etiqueta de Clon en el campo observaciones.</w:t>
+        <w:t>5. Auditoría en Base de Datos: El sistema serializa automáticamente la cadena: 'MIXTO: Lado A (X lín) + Lado B (Y lín)', anexándola al campo observaciones.</w:t>
       </w:r>
     </w:p>
     <w:p>
@@ -1884,7 +1912,7 @@
         <w:br/>
         <w:t xml:space="preserve">   • Interfaz estilizada de consola Windows con fondo verde esmeralda y texto blanco brillante ('color 2F') y título personalizado ('title Servidor Backend - Siembras Buenavista Flowers').</w:t>
         <w:br/>
-        <w:t xml:space="preserve">   • Detección Dinámica de IP Local: Ejecuta la consulta de red 'route print | findstr 0.0.0.0' para extraer la dirección IP real de la máquina anfitriona en la red Wi-Fi (ej. 192.168.1.39) sin requerir que el operador abra la consola o use 'ipconfig'.</w:t>
+        <w:t xml:space="preserve">   • Detección Dinámica de IP Local: Ejecuta la consulta de red 'route print | findstr 0.0.0.0' para extraer la dirección IP real de la máquina anfitriona en la red Wi-Fi (ej. 192.168.1.39) sin requerir comandos de red manuales.</w:t>
         <w:br/>
         <w:t xml:space="preserve">   • Publicación de Endpoint: Despliega en pantalla la URL exacta a la que deben apuntar las tablets y teléfonos Android (http://192.168.1.39:8000/api).</w:t>
         <w:br/>
@@ -1905,9 +1933,9 @@
         <w:br/>
         <w:t xml:space="preserve">   • Subsistema de Respaldos Preventivos en Segundo Plano ('safe_backup_database'): Hilo demonio asíncrono ('threading.Thread') que genera respaldos rotativos automáticos por hora en la carpeta 'backups_seguridad/' ('bmempresarial2021_backup_YYYYMMDD_HH.accdb'), reteniendo las últimas 5 copias para proteger el sistema ante apagones o fallas de disco.</w:t>
         <w:br/>
-        <w:t xml:space="preserve">   • Motor de Sincronización Masiva en 5 Tablas Empresariales ('/api/sync/siembras'): Recibe lotes de siembras, normaliza fechas estrictas a '00:00:00' (formato DD/MM/YYYY en Access), calcula correlativos en memoria ('MAX(t31)', 'MAX(t51)', 'MAX(t102)', 'MAX(t50)') e impacta de forma atómica: t_siembras_app (auditoría), t31_encnovcampo (encabezado), t51_detnovcampo (detalle agronómico), t102_composcama (histórico), t50_mcomposcama (ocupación activa respetando multivariedad) y t49_mcamas (estado físico de la cama).</w:t>
+        <w:t xml:space="preserve">   • Motor de Sincronización Masiva en 5 Tablas Empresariales ('/api/sync/siembras'): Recibe lotes de siembras, normaliza fechas estrictas a '00:00:00' (formato DD/MM/YYYY en Access), calcula correlativos en memoria e impacta de forma atómica: t_siembras_app, t31_encnovcampo, t51_detnovcampo, t102_composcama, t50_mcomposcama y t49_mcamas.</w:t>
         <w:br/>
-        <w:t xml:space="preserve">   • Distribución de Catálogos Oficiales ('/api/catalogs/'): Expone endpoints para sincronizar bloques (t17), camas (t49), familias (t09), series (t10), colores (t08), variedades (t11), empleados/operarios (t159) y configuraciones agronómicas maestras.</w:t>
+        <w:t xml:space="preserve">   • Distribución de Catálogos Oficiales ('/api/catalogs/'): Expone endpoints para sincronizar bloques (t17), camas (t49), familias (t09), series (t10), colores (t08), variedades (t11), empleados/operarios (t159) y configuraciones agronómicas maestras actualizadas (Pompón 25, Cremón 22, Matsumoto 15, Girasol 12).</w:t>
       </w:r>
     </w:p>
     <w:p>
@@ -2256,7 +2284,7 @@
                 <w:color w:val="1B5E20"/>
                 <w:sz w:val="17"/>
               </w:rPr>
-              <w:t>1. División Bilateral de Camas (Pompón 13/12, Cremón 11/11)</w:t>
+              <w:t>1. División Bilateral de Camas (Pompón 13/12, Cremón 11/11, Matsumoto 8/7, Girasol 6/6)</w:t>
             </w:r>
           </w:p>
         </w:tc>
@@ -2328,7 +2356,7 @@
                 <w:color w:val="263238"/>
                 <w:sz w:val="17"/>
               </w:rPr>
-              <w:t>Descuadre continuo de inventario vegetal (~130 plantas por cama). Liquidación errónea e injusta de pagos a sembradores.</w:t>
+              <w:t>Descuadre continuo de inventario vegetal (~130 plantas por cama en Pompón y Matsumoto). Liquidación errónea e injusta de pagos a sembradores.</w:t>
             </w:r>
           </w:p>
         </w:tc>
@@ -2949,7 +2977,7 @@
         <w:t>Cada uno de los 7 componentes analizados en este informe técnico responde a una necesidad agronómica, operativa, de infraestructura o de gobernanza concreta de Buenavista Flowers. No existen funcionalidades accesorias o redundantes en la arquitectura del sistema:</w:t>
         <w:br/>
         <w:br/>
-        <w:t>• Sinergia Matemática y Física: La combinación de la división bilateral (13/12 y 11/11) junto al régimen transversal 'Pasó al otro lado' garantiza que la aplicación móvil refleje exactamente la realidad física del invernadero con 100% de precisión matemática.</w:t>
+        <w:t>• Sinergia Matemática y Física: La división bilateral en Pompón (13/12), Cremón (11/11), Matsumoto (8/7) y Girasol (6/6) junto al régimen transversal 'Pasó al otro lado' garantiza que la aplicación móvil refleje exactamente la realidad física del invernadero con 100% de precisión matemática.</w:t>
         <w:br/>
         <w:t>• Pureza de Nómina y Rendimiento: El desacoplamiento y exclusión de plantas madre, bancos y núcleos preserva la legitimidad de las tablas salariales y evita castigar injustamente a operarios calificados en labores técnicas de propagación.</w:t>
         <w:br/>
@@ -3018,7 +3046,7 @@
               <w:br/>
               <w:t>Contacto: fernansecr@gmail.com • Departamento de Tecnología Buenavista Flowers</w:t>
               <w:br/>
-              <w:t>Fecha de Emisión: Octubre 6 de 2026 • Estado: Documento Aprobado y Certificado</w:t>
+              <w:t>Fecha de Emisión: Octubre 7 de 2026 • Estado: Documento Aprobado y Certificado</w:t>
               <w:br/>
               <w:t>Repositorio Oficial: FernanJPG1/PROYECTO_SIEMBRAS (Branch: main)</w:t>
             </w:r>

--- a/EXPLICACION_TECNICA_DESARROLLOS_SIEMBRAS.docx
+++ b/EXPLICACION_TECNICA_DESARROLLOS_SIEMBRAS.docx
@@ -3054,6 +3054,314 @@
         </w:tc>
       </w:tr>
     </w:tbl>
+    <w:p>
+      <w:pPr>
+        <w:pStyle w:val="Heading1"/>
+      </w:pPr>
+      <w:r>
+        <w:t>6. MÓDULO ESPECIALIZADO DE LIRIOS: CONTEO POR PARRILLAS Y RENDIMIENTOS POR CANASTAS</w:t>
+      </w:r>
+    </w:p>
+    <w:p>
+      <w:r>
+        <w:t>En la versión actual del sistema de siembras se incorporó una transformación integral en la lógica agronómica y de rendimientos para el cultivo de Lirios (Lilium), dividiéndolo en sus tres subgrupos taxonómicos y operativos: LA (Longiflorum x Asiático), LO (Longiflorum x Oriental) y OT (Oriental x Trumpet).</w:t>
+      </w:r>
+    </w:p>
+    <w:p>
+      <w:pPr>
+        <w:pStyle w:val="Heading2"/>
+      </w:pPr>
+      <w:r>
+        <w:t>6.1. Cambio de Unidad Agronómica: Parrillas en lugar de Líneas</w:t>
+      </w:r>
+    </w:p>
+    <w:p>
+      <w:r>
+        <w:rPr>
+          <w:b/>
+        </w:rPr>
+        <w:t xml:space="preserve">• Justificación Agronómica: </w:t>
+      </w:r>
+      <w:r>
+        <w:t>A diferencia de cultivos como pompón o girasol donde las plantas se distribuyen por líneas lineales, los bulbos de Lirios se plantan utilizando marcos de enrejado o parrillas de densidad fija predeterminada.</w:t>
+        <w:br/>
+      </w:r>
+      <w:r>
+        <w:rPr>
+          <w:b/>
+        </w:rPr>
+        <w:t>• Densidad Oficial por Parrilla:</w:t>
+        <w:br/>
+      </w:r>
+      <w:r>
+        <w:rPr>
+          <w:b/>
+        </w:rPr>
+        <w:t xml:space="preserve">   - Lirio LA: </w:t>
+      </w:r>
+      <w:r>
+        <w:t>143 bulbos por parrilla.</w:t>
+        <w:br/>
+      </w:r>
+      <w:r>
+        <w:rPr>
+          <w:b/>
+        </w:rPr>
+        <w:t xml:space="preserve">   - Lirio LO y OT: </w:t>
+      </w:r>
+      <w:r>
+        <w:t>63 bulbos por parrilla.</w:t>
+        <w:br/>
+      </w:r>
+      <w:r>
+        <w:rPr>
+          <w:b/>
+        </w:rPr>
+        <w:t xml:space="preserve">• Cálculo Automático en Formulario: </w:t>
+      </w:r>
+      <w:r>
+        <w:t>Al ingresar el número de parrillas en FormSiembraLiriosScreen, la aplicación calcula inmediatamente el total de bulbos a sembrar (Bulbos = Parrillas × Densidad Oficial), validando la capacidad agronómica sin exigir digitación manual propensa a errores.</w:t>
+      </w:r>
+    </w:p>
+    <w:p>
+      <w:pPr>
+        <w:pStyle w:val="Heading2"/>
+      </w:pPr>
+      <w:r>
+        <w:t>6.2. Desacoplamiento de Operario en la Cama (Siembra Colectiva)</w:t>
+      </w:r>
+    </w:p>
+    <w:p>
+      <w:r>
+        <w:rPr>
+          <w:b/>
+        </w:rPr>
+        <w:t xml:space="preserve">• Comportamiento Colectivo: </w:t>
+      </w:r>
+      <w:r>
+        <w:t>En el cultivo de Lirios, la siembra en la cama no la realiza un único sembrador asignado de forma aislada, sino cuadrillas colectivas. Por lo tanto, el formulario ya no solicita ni bloquea por operario individual (operarioId = 0), igual que en Plantas Madre, Bancos y Núcleos.</w:t>
+        <w:br/>
+      </w:r>
+      <w:r>
+        <w:rPr>
+          <w:b/>
+        </w:rPr>
+        <w:t xml:space="preserve">• ¿Qué pasa si se quita?: </w:t>
+      </w:r>
+      <w:r>
+        <w:t>Si se volviera a exigir operario en la cama, se distorsionarían las estadísticas de rendimiento individual y se bloquearía el registro fluido de las camas sembradas en equipo.</w:t>
+      </w:r>
+    </w:p>
+    <w:p>
+      <w:pPr>
+        <w:pStyle w:val="Heading2"/>
+      </w:pPr>
+      <w:r>
+        <w:t>6.3. Medición de Rendimientos por Entrega de Canastas</w:t>
+      </w:r>
+    </w:p>
+    <w:p>
+      <w:r>
+        <w:rPr>
+          <w:b/>
+        </w:rPr>
+        <w:t xml:space="preserve">• Dinámica Operativa: </w:t>
+      </w:r>
+      <w:r>
+        <w:t>A cada sembrador se le entrega una canasta con una cantidad precisa de bulbos. Cada vez que el operario culmina su canasta, solicita otra para continuar la jornada.</w:t>
+        <w:br/>
+      </w:r>
+      <w:r>
+        <w:rPr>
+          <w:b/>
+        </w:rPr>
+        <w:t>• Cantidades Estándar de Canasta:</w:t>
+        <w:br/>
+      </w:r>
+      <w:r>
+        <w:rPr>
+          <w:b/>
+        </w:rPr>
+        <w:t xml:space="preserve">   - Para Lirio LA: </w:t>
+      </w:r>
+      <w:r>
+        <w:t>Canastas de 400, 425 o 450 bulbos.</w:t>
+        <w:br/>
+      </w:r>
+      <w:r>
+        <w:rPr>
+          <w:b/>
+        </w:rPr>
+        <w:t xml:space="preserve">   - Para Lirio LO y OT: </w:t>
+      </w:r>
+      <w:r>
+        <w:t>Canastas de 200, 225 o 250 bulbos.</w:t>
+        <w:br/>
+      </w:r>
+      <w:r>
+        <w:rPr>
+          <w:b/>
+        </w:rPr>
+        <w:t xml:space="preserve">• Registro en Tiempo Real: </w:t>
+      </w:r>
+      <w:r>
+        <w:t>Se implementó la pantalla RendimientoLiriosScreen dividida en tres pestañas (LA, LO, OT), donde el supervisor visualiza a todos los empleados, el total de canastas entregadas, los bulbos acumulados, y un botón táctil de 1 toque (+ Canasta) con las opciones oficiales para registrar de inmediato cada entrega con su hora exacta.</w:t>
+      </w:r>
+    </w:p>
+    <w:p>
+      <w:pPr>
+        <w:pStyle w:val="Heading1"/>
+      </w:pPr>
+      <w:r>
+        <w:t>6. MÓDULO ESPECIALIZADO DE LIRIOS: CONTEO POR PARRILLAS Y RENDIMIENTOS POR CANASTAS</w:t>
+      </w:r>
+    </w:p>
+    <w:p>
+      <w:r>
+        <w:t>En la versión actual del sistema de siembras se incorporó una transformación integral en la lógica agronómica y de rendimientos para el cultivo de Lirios (Lilium), dividiéndolo en sus tres subgrupos taxonómicos y operativos: LA (Longiflorum x Asiático), LO (Longiflorum x Oriental) y OT (Oriental x Trumpet).</w:t>
+      </w:r>
+    </w:p>
+    <w:p>
+      <w:pPr>
+        <w:pStyle w:val="Heading2"/>
+      </w:pPr>
+      <w:r>
+        <w:t>6.1. Cambio de Unidad Agronómica: Parrillas en lugar de Líneas</w:t>
+      </w:r>
+    </w:p>
+    <w:p>
+      <w:r>
+        <w:rPr>
+          <w:b/>
+        </w:rPr>
+        <w:t xml:space="preserve">• Justificación Agronómica: </w:t>
+      </w:r>
+      <w:r>
+        <w:t>A diferencia de cultivos como pompón o girasol donde las plantas se distribuyen por líneas lineales, los bulbos de Lirios se plantan utilizando marcos de enrejado o parrillas de densidad fija predeterminada.</w:t>
+        <w:br/>
+      </w:r>
+      <w:r>
+        <w:rPr>
+          <w:b/>
+        </w:rPr>
+        <w:t>• Densidad Oficial por Parrilla:</w:t>
+        <w:br/>
+      </w:r>
+      <w:r>
+        <w:rPr>
+          <w:b/>
+        </w:rPr>
+        <w:t xml:space="preserve">   - Lirio LA: </w:t>
+      </w:r>
+      <w:r>
+        <w:t>143 bulbos por parrilla.</w:t>
+        <w:br/>
+      </w:r>
+      <w:r>
+        <w:rPr>
+          <w:b/>
+        </w:rPr>
+        <w:t xml:space="preserve">   - Lirio LO y OT: </w:t>
+      </w:r>
+      <w:r>
+        <w:t>63 bulbos por parrilla.</w:t>
+        <w:br/>
+      </w:r>
+      <w:r>
+        <w:rPr>
+          <w:b/>
+        </w:rPr>
+        <w:t xml:space="preserve">• Cálculo Automático en Formulario: </w:t>
+      </w:r>
+      <w:r>
+        <w:t>Al ingresar el número de parrillas en FormSiembraLiriosScreen, la aplicación calcula inmediatamente el total de bulbos a sembrar (Bulbos = Parrillas × Densidad Oficial), validando la capacidad agronómica sin exigir digitación manual propensa a errores.</w:t>
+      </w:r>
+    </w:p>
+    <w:p>
+      <w:pPr>
+        <w:pStyle w:val="Heading2"/>
+      </w:pPr>
+      <w:r>
+        <w:t>6.2. Desacoplamiento de Operario en la Cama (Siembra Colectiva)</w:t>
+      </w:r>
+    </w:p>
+    <w:p>
+      <w:r>
+        <w:rPr>
+          <w:b/>
+        </w:rPr>
+        <w:t xml:space="preserve">• Comportamiento Colectivo: </w:t>
+      </w:r>
+      <w:r>
+        <w:t>En el cultivo de Lirios, la siembra en la cama no la realiza un único sembrador asignado de forma aislada, sino cuadrillas colectivas. Por lo tanto, el formulario ya no solicita ni bloquea por operario individual (operarioId = 0), igual que en Plantas Madre, Bancos y Núcleos.</w:t>
+        <w:br/>
+      </w:r>
+      <w:r>
+        <w:rPr>
+          <w:b/>
+        </w:rPr>
+        <w:t xml:space="preserve">• ¿Qué pasa si se quita?: </w:t>
+      </w:r>
+      <w:r>
+        <w:t>Si se volviera a exigir operario en la cama, se distorsionarían las estadísticas de rendimiento individual y se bloquearía el registro fluido de las camas sembradas en equipo.</w:t>
+      </w:r>
+    </w:p>
+    <w:p>
+      <w:pPr>
+        <w:pStyle w:val="Heading2"/>
+      </w:pPr>
+      <w:r>
+        <w:t>6.3. Medición de Rendimientos por Entrega de Canastas</w:t>
+      </w:r>
+    </w:p>
+    <w:p>
+      <w:r>
+        <w:rPr>
+          <w:b/>
+        </w:rPr>
+        <w:t xml:space="preserve">• Dinámica Operativa: </w:t>
+      </w:r>
+      <w:r>
+        <w:t>A cada sembrador se le entrega una canasta con una cantidad precisa de bulbos. Cada vez que el operario culmina su canasta, solicita otra para continuar la jornada.</w:t>
+        <w:br/>
+      </w:r>
+      <w:r>
+        <w:rPr>
+          <w:b/>
+        </w:rPr>
+        <w:t>• Cantidades Estándar de Canasta:</w:t>
+        <w:br/>
+      </w:r>
+      <w:r>
+        <w:rPr>
+          <w:b/>
+        </w:rPr>
+        <w:t xml:space="preserve">   - Para Lirio LA: </w:t>
+      </w:r>
+      <w:r>
+        <w:t>Canastas de 400, 425 o 450 bulbos.</w:t>
+        <w:br/>
+      </w:r>
+      <w:r>
+        <w:rPr>
+          <w:b/>
+        </w:rPr>
+        <w:t xml:space="preserve">   - Para Lirio LO y OT: </w:t>
+      </w:r>
+      <w:r>
+        <w:t>Canastas de 200, 225 o 250 bulbos.</w:t>
+        <w:br/>
+      </w:r>
+      <w:r>
+        <w:rPr>
+          <w:b/>
+        </w:rPr>
+        <w:t xml:space="preserve">• Registro en Tiempo Real: </w:t>
+      </w:r>
+      <w:r>
+        <w:t>Se implementó la pantalla RendimientoLiriosScreen dividida en tres pestañas (LA, LO, OT), donde el supervisor visualiza a todos los empleados, el total de canastas entregadas, los bulbos acumulados, y un botón táctil de 1 toque (+ Canasta) con las opciones oficiales para registrar de inmediato cada entrega con su hora exacta.</w:t>
+      </w:r>
+    </w:p>
     <w:sectPr>
       <w:pgSz w:w="12240" w:h="15840"/>
       <w:pgMar w:top="1152" w:right="1224" w:bottom="1152" w:left="1224" w:header="720" w:footer="720" w:gutter="0"/>

--- a/EXPLICACION_TECNICA_DESARROLLOS_SIEMBRAS.docx
+++ b/EXPLICACION_TECNICA_DESARROLLOS_SIEMBRAS.docx
@@ -494,6 +494,14 @@
           <w:sz w:val="19"/>
         </w:rPr>
         <w:t>9. Conclusiones, Arquitectura Integral y Dictamen de Calidad de Software</w:t>
+      </w:r>
+    </w:p>
+    <w:p>
+      <w:pPr>
+        <w:pStyle w:val="ListBullet"/>
+      </w:pPr>
+      <w:r>
+        <w:t>10. Módulo Especializado de Lirios: Conteo por Parrillas, Rendimientos por Canastas y Tarjetas de Detalles de Compra (Tabla 187)</w:t>
       </w:r>
     </w:p>
     <w:p>
@@ -3056,15 +3064,27 @@
     </w:tbl>
     <w:p>
       <w:pPr>
-        <w:pStyle w:val="Heading1"/>
+        <w:spacing w:before="280" w:after="280"/>
       </w:pPr>
       <w:r>
-        <w:t>6. MÓDULO ESPECIALIZADO DE LIRIOS: CONTEO POR PARRILLAS Y RENDIMIENTOS POR CANASTAS</w:t>
+        <w:t>―――――――――――――――――――――――――――――――――――――――――――――――――――――――</w:t>
       </w:r>
     </w:p>
     <w:p>
+      <w:pPr>
+        <w:pStyle w:val="Heading1"/>
+        <w:spacing w:before="240" w:after="120"/>
+      </w:pPr>
       <w:r>
-        <w:t>En la versión actual del sistema de siembras se incorporó una transformación integral en la lógica agronómica y de rendimientos para el cultivo de Lirios (Lilium), dividiéndolo en sus tres subgrupos taxonómicos y operativos: LA (Longiflorum x Asiático), LO (Longiflorum x Oriental) y OT (Oriental x Trumpet).</w:t>
+        <w:t>10. Módulo Especializado de Lirios: Conteo por Parrillas, Rendimientos por Canastas y Gestión de Compras (Tabla 187)</w:t>
+      </w:r>
+    </w:p>
+    <w:p>
+      <w:pPr>
+        <w:spacing w:after="120"/>
+      </w:pPr>
+      <w:r>
+        <w:t>En la versión actual del sistema de siembras se incorporó una transformación integral en la lógica agronómica, operativa y de interfaz para el cultivo de Lirios (Lilium), dividiéndolo en sus tres subgrupos taxonómicos y operativos: LA (Longiflorum x Asiático), LO (Longiflorum x Oriental) y OT (Oriental x Trumpet). Este módulo integra de forma armónica el cálculo físico de siembra, la medición de productividad laboral y la gestión visual de compras e importaciones.</w:t>
       </w:r>
     </w:p>
     <w:p>
@@ -3072,55 +3092,20 @@
         <w:pStyle w:val="Heading2"/>
       </w:pPr>
       <w:r>
-        <w:t>6.1. Cambio de Unidad Agronómica: Parrillas en lugar de Líneas</w:t>
+        <w:t>10.1. Subgrupos Agronómicos y Cambio de Unidad: Parrillas en lugar de Líneas</w:t>
       </w:r>
     </w:p>
     <w:p>
       <w:r>
-        <w:rPr>
-          <w:b/>
-        </w:rPr>
-        <w:t xml:space="preserve">• Justificación Agronómica: </w:t>
-      </w:r>
-      <w:r>
-        <w:t>A diferencia de cultivos como pompón o girasol donde las plantas se distribuyen por líneas lineales, los bulbos de Lirios se plantan utilizando marcos de enrejado o parrillas de densidad fija predeterminada.</w:t>
+        <w:t>• Justificación Agronómica: A diferencia de cultivos como pompón o girasol donde las plantas se distribuyen en líneas longitudinales, los bulbos de Lirios se plantan utilizando marcos de enrejado o parrillas de densidad fija predeterminada.</w:t>
         <w:br/>
-      </w:r>
-      <w:r>
-        <w:rPr>
-          <w:b/>
-        </w:rPr>
         <w:t>• Densidad Oficial por Parrilla:</w:t>
         <w:br/>
-      </w:r>
-      <w:r>
-        <w:rPr>
-          <w:b/>
-        </w:rPr>
-        <w:t xml:space="preserve">   - Lirio LA: </w:t>
-      </w:r>
-      <w:r>
-        <w:t>143 bulbos por parrilla.</w:t>
+        <w:t xml:space="preserve">   - Lirio LA: 143 bulbos por parrilla.</w:t>
         <w:br/>
-      </w:r>
-      <w:r>
-        <w:rPr>
-          <w:b/>
-        </w:rPr>
-        <w:t xml:space="preserve">   - Lirio LO y OT: </w:t>
-      </w:r>
-      <w:r>
-        <w:t>63 bulbos por parrilla.</w:t>
+        <w:t xml:space="preserve">   - Lirio LO y OT: 63 bulbos por parrilla.</w:t>
         <w:br/>
-      </w:r>
-      <w:r>
-        <w:rPr>
-          <w:b/>
-        </w:rPr>
-        <w:t xml:space="preserve">• Cálculo Automático en Formulario: </w:t>
-      </w:r>
-      <w:r>
-        <w:t>Al ingresar el número de parrillas en FormSiembraLiriosScreen, la aplicación calcula inmediatamente el total de bulbos a sembrar (Bulbos = Parrillas × Densidad Oficial), validando la capacidad agronómica sin exigir digitación manual propensa a errores.</w:t>
+        <w:t>• Cálculo Automático en Formulario: Al ingresar el número de parrillas en FormSiembraLiriosScreen, la aplicación calcula inmediatamente el total de bulbos a sembrar (Bulbos = Parrillas × Densidad Oficial), validando la capacidad agronómica sin exigir digitación manual propensa a errores.</w:t>
       </w:r>
     </w:p>
     <w:p>
@@ -3128,28 +3113,14 @@
         <w:pStyle w:val="Heading2"/>
       </w:pPr>
       <w:r>
-        <w:t>6.2. Desacoplamiento de Operario en la Cama (Siembra Colectiva)</w:t>
+        <w:t>10.2. Desacoplamiento de Operario en la Cama (Siembra Colectiva de Cuadrilla)</w:t>
       </w:r>
     </w:p>
     <w:p>
       <w:r>
-        <w:rPr>
-          <w:b/>
-        </w:rPr>
-        <w:t xml:space="preserve">• Comportamiento Colectivo: </w:t>
-      </w:r>
-      <w:r>
-        <w:t>En el cultivo de Lirios, la siembra en la cama no la realiza un único sembrador asignado de forma aislada, sino cuadrillas colectivas. Por lo tanto, el formulario ya no solicita ni bloquea por operario individual (operarioId = 0), igual que en Plantas Madre, Bancos y Núcleos.</w:t>
+        <w:t>• Comportamiento Colectivo: En el cultivo de Lirios, la siembra en la cama no la realiza un único sembrador asignado de forma aislada, sino cuadrillas colectivas. Por lo tanto, el formulario ya no solicita ni bloquea por operario individual (operarioId = 0), igual que en Plantas Madre, Bancos y Núcleos.</w:t>
         <w:br/>
-      </w:r>
-      <w:r>
-        <w:rPr>
-          <w:b/>
-        </w:rPr>
-        <w:t xml:space="preserve">• ¿Qué pasa si se quita?: </w:t>
-      </w:r>
-      <w:r>
-        <w:t>Si se volviera a exigir operario en la cama, se distorsionarían las estadísticas de rendimiento individual y se bloquearía el registro fluido de las camas sembradas en equipo.</w:t>
+        <w:t>• ¿Qué pasa si se quita?: Si se volviera a exigir operario en la cama, se distorsionarían las estadísticas de rendimiento individual y se bloquearía el registro fluido de las camas sembradas en equipo.</w:t>
       </w:r>
     </w:p>
     <w:p>
@@ -3157,68 +3128,14 @@
         <w:pStyle w:val="Heading2"/>
       </w:pPr>
       <w:r>
-        <w:t>6.3. Medición de Rendimientos por Entrega de Canastas</w:t>
+        <w:t>10.3. Integración de Canastas en el Flujo de Lirios (Acceso desde el Selector de Tipo)</w:t>
       </w:r>
     </w:p>
     <w:p>
       <w:r>
-        <w:rPr>
-          <w:b/>
-        </w:rPr>
-        <w:t xml:space="preserve">• Dinámica Operativa: </w:t>
-      </w:r>
-      <w:r>
-        <w:t>A cada sembrador se le entrega una canasta con una cantidad precisa de bulbos. Cada vez que el operario culmina su canasta, solicita otra para continuar la jornada.</w:t>
+        <w:t>• Flujo Operativo Unificado: Se restableció la vinculación de canastas directamente dentro de la pantalla de selección del tipo de Lirio. El supervisor puede ingresar a sembrar un subgrupo o pulsar directamente el botón "CANASTAS" para auditar entregas sin cambiar de contexto.</w:t>
         <w:br/>
-      </w:r>
-      <w:r>
-        <w:rPr>
-          <w:b/>
-        </w:rPr>
-        <w:t>• Cantidades Estándar de Canasta:</w:t>
-        <w:br/>
-      </w:r>
-      <w:r>
-        <w:rPr>
-          <w:b/>
-        </w:rPr>
-        <w:t xml:space="preserve">   - Para Lirio LA: </w:t>
-      </w:r>
-      <w:r>
-        <w:t>Canastas de 400, 425 o 450 bulbos.</w:t>
-        <w:br/>
-      </w:r>
-      <w:r>
-        <w:rPr>
-          <w:b/>
-        </w:rPr>
-        <w:t xml:space="preserve">   - Para Lirio LO y OT: </w:t>
-      </w:r>
-      <w:r>
-        <w:t>Canastas de 200, 225 o 250 bulbos.</w:t>
-        <w:br/>
-      </w:r>
-      <w:r>
-        <w:rPr>
-          <w:b/>
-        </w:rPr>
-        <w:t xml:space="preserve">• Registro en Tiempo Real: </w:t>
-      </w:r>
-      <w:r>
-        <w:t>Se implementó la pantalla RendimientoLiriosScreen dividida en tres pestañas (LA, LO, OT), donde el supervisor visualiza a todos los empleados, el total de canastas entregadas, los bulbos acumulados, y un botón táctil de 1 toque (+ Canasta) con las opciones oficiales para registrar de inmediato cada entrega con su hora exacta.</w:t>
-      </w:r>
-    </w:p>
-    <w:p>
-      <w:pPr>
-        <w:pStyle w:val="Heading1"/>
-      </w:pPr>
-      <w:r>
-        <w:t>6. MÓDULO ESPECIALIZADO DE LIRIOS: CONTEO POR PARRILLAS Y RENDIMIENTOS POR CANASTAS</w:t>
-      </w:r>
-    </w:p>
-    <w:p>
-      <w:r>
-        <w:t>En la versión actual del sistema de siembras se incorporó una transformación integral en la lógica agronómica y de rendimientos para el cultivo de Lirios (Lilium), dividiéndolo en sus tres subgrupos taxonómicos y operativos: LA (Longiflorum x Asiático), LO (Longiflorum x Oriental) y OT (Oriental x Trumpet).</w:t>
+        <w:t>• Navegación Rápida: Desde el selector de Lirios, el formulario de siembra o el diálogo de rendimiento de sembradores, existe un acceso de un solo toque que abre la consola de canastas con el subgrupo activo preseleccionado.</w:t>
       </w:r>
     </w:p>
     <w:p>
@@ -3226,55 +3143,20 @@
         <w:pStyle w:val="Heading2"/>
       </w:pPr>
       <w:r>
-        <w:t>6.1. Cambio de Unidad Agronómica: Parrillas en lugar de Líneas</w:t>
+        <w:t>10.4. Medición de Rendimientos por Entrega de Canastas en Tiempo Real</w:t>
       </w:r>
     </w:p>
     <w:p>
       <w:r>
-        <w:rPr>
-          <w:b/>
-        </w:rPr>
-        <w:t xml:space="preserve">• Justificación Agronómica: </w:t>
-      </w:r>
-      <w:r>
-        <w:t>A diferencia de cultivos como pompón o girasol donde las plantas se distribuyen por líneas lineales, los bulbos de Lirios se plantan utilizando marcos de enrejado o parrillas de densidad fija predeterminada.</w:t>
+        <w:t>• Dinámica Operativa: A cada sembrador se le entrega una canasta con una cantidad precisa de bulbos. Cada vez que el operario culmina su canasta, solicita otra para continuar la jornada.</w:t>
         <w:br/>
-      </w:r>
-      <w:r>
-        <w:rPr>
-          <w:b/>
-        </w:rPr>
-        <w:t>• Densidad Oficial por Parrilla:</w:t>
+        <w:t>• Cantidades Estándar de Canasta:</w:t>
         <w:br/>
-      </w:r>
-      <w:r>
-        <w:rPr>
-          <w:b/>
-        </w:rPr>
-        <w:t xml:space="preserve">   - Lirio LA: </w:t>
-      </w:r>
-      <w:r>
-        <w:t>143 bulbos por parrilla.</w:t>
+        <w:t xml:space="preserve">   - Para Lirio LA: Canastas de 400, 425 o 450 bulbos.</w:t>
         <w:br/>
-      </w:r>
-      <w:r>
-        <w:rPr>
-          <w:b/>
-        </w:rPr>
-        <w:t xml:space="preserve">   - Lirio LO y OT: </w:t>
-      </w:r>
-      <w:r>
-        <w:t>63 bulbos por parrilla.</w:t>
+        <w:t xml:space="preserve">   - Para Lirio LO y OT: Canastas de 200, 225 o 250 bulbos.</w:t>
         <w:br/>
-      </w:r>
-      <w:r>
-        <w:rPr>
-          <w:b/>
-        </w:rPr>
-        <w:t xml:space="preserve">• Cálculo Automático en Formulario: </w:t>
-      </w:r>
-      <w:r>
-        <w:t>Al ingresar el número de parrillas en FormSiembraLiriosScreen, la aplicación calcula inmediatamente el total de bulbos a sembrar (Bulbos = Parrillas × Densidad Oficial), validando la capacidad agronómica sin exigir digitación manual propensa a errores.</w:t>
+        <w:t>• Consola de Control (RendimientoLiriosScreen): Organizada en tres pestañas (LA, LO, OT), permite al supervisor registrar entregas instantáneas mediante el botón "+ Canasta", visualizando el acumulado diario de canastas y bulbos por empleado junto a marcas de tiempo (hora exacta).</w:t>
       </w:r>
     </w:p>
     <w:p>
@@ -3282,28 +3164,18 @@
         <w:pStyle w:val="Heading2"/>
       </w:pPr>
       <w:r>
-        <w:t>6.2. Desacoplamiento de Operario en la Cama (Siembra Colectiva)</w:t>
+        <w:t>10.5. Tarjetas de Detalles de Compra (Tabla 187 y Lotes) y Mitigación de Desbordes Visuales</w:t>
       </w:r>
     </w:p>
     <w:p>
       <w:r>
-        <w:rPr>
-          <w:b/>
-        </w:rPr>
-        <w:t xml:space="preserve">• Comportamiento Colectivo: </w:t>
-      </w:r>
-      <w:r>
-        <w:t>En el cultivo de Lirios, la siembra en la cama no la realiza un único sembrador asignado de forma aislada, sino cuadrillas colectivas. Por lo tanto, el formulario ya no solicita ni bloquea por operario individual (operarioId = 0), igual que en Plantas Madre, Bancos y Núcleos.</w:t>
+        <w:t>• Tarjetas Estructuradas con Chips: La información de importación y compras (Lote, Proveedor, Contenedor y Variedad de origen) proveniente de la Tabla 187 se rediseñó en formato de tarjeta premium. En lugar de textos planos propensos a solaparse, los datos se despliegan mediante badges destacados y chips adaptativos con iconos temáticos.</w:t>
         <w:br/>
-      </w:r>
-      <w:r>
-        <w:rPr>
-          <w:b/>
-        </w:rPr>
-        <w:t xml:space="preserve">• ¿Qué pasa si se quita?: </w:t>
-      </w:r>
-      <w:r>
-        <w:t>Si se volviera a exigir operario en la cama, se distorsionarían las estadísticas de rendimiento individual y se bloquearía el registro fluido de las camas sembradas en equipo.</w:t>
+        <w:t>• Eliminación de Barras de Error Amarillas y Negras (RenderFlex Overflow): En pantallas compactas o ante nombres extensos de proveedores, las filas horizontales estándar generaban desbordes visuales en Flutter. Se implementó una arquitectura de contención elástica en _buildStatRow con Expanded y Flexible multilínea, garantizando cero desbordes en cualquier resolución.</w:t>
+        <w:br/>
+        <w:t>• Desplazamiento Continuo y Scrollability Universal: Se incorporó la física AlwaysScrollableScrollPhysics y se optimizó el modal de entrega con límites de altura adaptativos (maxHeight dinámico) y SingleChildScrollView. Esto resuelve la restricción previa que impedía "bajar" (scroll) en la lista de operarios cuando el teclado virtual o la barra de Android estaban activos.</w:t>
+        <w:br/>
+        <w:t>• Buscador Visual de Lotes: El buscador modal de la Tabla 187 despliega cada lote como una tarjeta táctil independiente con chips informativos y estado de selección en tiempo real.</w:t>
       </w:r>
     </w:p>
     <w:p>
@@ -3311,55 +3183,16 @@
         <w:pStyle w:val="Heading2"/>
       </w:pPr>
       <w:r>
-        <w:t>6.3. Medición de Rendimientos por Entrega de Canastas</w:t>
+        <w:t>10.6. Matriz de Impacto y Riesgos: ¿Qué Pasa si se Quita Este Módulo?</w:t>
       </w:r>
     </w:p>
     <w:p>
       <w:r>
-        <w:rPr>
-          <w:b/>
-        </w:rPr>
-        <w:t xml:space="preserve">• Dinámica Operativa: </w:t>
-      </w:r>
-      <w:r>
-        <w:t>A cada sembrador se le entrega una canasta con una cantidad precisa de bulbos. Cada vez que el operario culmina su canasta, solicita otra para continuar la jornada.</w:t>
+        <w:t>• Riesgo en Nómina y Métricas: Si se eliminara el control por canastas, no habría forma de evaluar la productividad individual en Lirios, ya que la siembra en cama es colectiva.</w:t>
         <w:br/>
-      </w:r>
-      <w:r>
-        <w:rPr>
-          <w:b/>
-        </w:rPr>
-        <w:t>• Cantidades Estándar de Canasta:</w:t>
+        <w:t>• Riesgo Agronómico: Si se removiera el cálculo por parrillas (143 y 63 bulbos), los operarios tendrían que calcular mentalmente las cantidades de bulbos, generando descuadres en el inventario de cámaras frigoríficas.</w:t>
         <w:br/>
-      </w:r>
-      <w:r>
-        <w:rPr>
-          <w:b/>
-        </w:rPr>
-        <w:t xml:space="preserve">   - Para Lirio LA: </w:t>
-      </w:r>
-      <w:r>
-        <w:t>Canastas de 400, 425 o 450 bulbos.</w:t>
-        <w:br/>
-      </w:r>
-      <w:r>
-        <w:rPr>
-          <w:b/>
-        </w:rPr>
-        <w:t xml:space="preserve">   - Para Lirio LO y OT: </w:t>
-      </w:r>
-      <w:r>
-        <w:t>Canastas de 200, 225 o 250 bulbos.</w:t>
-        <w:br/>
-      </w:r>
-      <w:r>
-        <w:rPr>
-          <w:b/>
-        </w:rPr>
-        <w:t xml:space="preserve">• Registro en Tiempo Real: </w:t>
-      </w:r>
-      <w:r>
-        <w:t>Se implementó la pantalla RendimientoLiriosScreen dividida en tres pestañas (LA, LO, OT), donde el supervisor visualiza a todos los empleados, el total de canastas entregadas, los bulbos acumulados, y un botón táctil de 1 toque (+ Canasta) con las opciones oficiales para registrar de inmediato cada entrega con su hora exacta.</w:t>
+        <w:t>• Riesgo de Usabilidad en Campo: Si se quitaran las tarjetas elásticas y el scroll protegido, la aplicación colapsaría visualmente con barras amarillas y negras en dispositivos de campo ante nombres extensos de importación.</w:t>
       </w:r>
     </w:p>
     <w:sectPr>
